--- a/tillsyn/A 63152-2025 tillsynsbegäran.docx
+++ b/tillsyn/A 63152-2025 tillsynsbegäran.docx
@@ -364,7 +364,7 @@
     <w:r>
       <w:tab/>
       <w:tab/>
-      <w:t>2026-06-06</w:t>
+      <w:t>2026-06-07</w:t>
       <w:br/>
       <w:br/>
     </w:r>

--- a/tillsyn/A 63152-2025 tillsynsbegäran.docx
+++ b/tillsyn/A 63152-2025 tillsynsbegäran.docx
@@ -364,7 +364,7 @@
     <w:r>
       <w:tab/>
       <w:tab/>
-      <w:t>2026-06-07</w:t>
+      <w:t>2026-06-08</w:t>
       <w:br/>
       <w:br/>
     </w:r>

--- a/tillsyn/A 63152-2025 tillsynsbegäran.docx
+++ b/tillsyn/A 63152-2025 tillsynsbegäran.docx
@@ -364,7 +364,7 @@
     <w:r>
       <w:tab/>
       <w:tab/>
-      <w:t>2026-06-08</w:t>
+      <w:t>2026-06-09</w:t>
       <w:br/>
       <w:br/>
     </w:r>

--- a/tillsyn/A 63152-2025 tillsynsbegäran.docx
+++ b/tillsyn/A 63152-2025 tillsynsbegäran.docx
@@ -364,7 +364,7 @@
     <w:r>
       <w:tab/>
       <w:tab/>
-      <w:t>2026-06-09</w:t>
+      <w:t>2026-06-10</w:t>
       <w:br/>
       <w:br/>
     </w:r>

--- a/tillsyn/A 63152-2025 tillsynsbegäran.docx
+++ b/tillsyn/A 63152-2025 tillsynsbegäran.docx
@@ -364,7 +364,7 @@
     <w:r>
       <w:tab/>
       <w:tab/>
-      <w:t>2026-06-10</w:t>
+      <w:t>2026-06-11</w:t>
       <w:br/>
       <w:br/>
     </w:r>

--- a/tillsyn/A 63152-2025 tillsynsbegäran.docx
+++ b/tillsyn/A 63152-2025 tillsynsbegäran.docx
@@ -364,7 +364,7 @@
     <w:r>
       <w:tab/>
       <w:tab/>
-      <w:t>2026-06-11</w:t>
+      <w:t>2026-06-12</w:t>
       <w:br/>
       <w:br/>
     </w:r>

--- a/tillsyn/A 63152-2025 tillsynsbegäran.docx
+++ b/tillsyn/A 63152-2025 tillsynsbegäran.docx
@@ -364,7 +364,7 @@
     <w:r>
       <w:tab/>
       <w:tab/>
-      <w:t>2026-06-12</w:t>
+      <w:t>2026-06-13</w:t>
       <w:br/>
       <w:br/>
     </w:r>

--- a/tillsyn/A 63152-2025 tillsynsbegäran.docx
+++ b/tillsyn/A 63152-2025 tillsynsbegäran.docx
@@ -364,7 +364,7 @@
     <w:r>
       <w:tab/>
       <w:tab/>
-      <w:t>2026-06-15</w:t>
+      <w:t>2026-06-16</w:t>
       <w:br/>
       <w:br/>
     </w:r>

--- a/tillsyn/A 63152-2025 tillsynsbegäran.docx
+++ b/tillsyn/A 63152-2025 tillsynsbegäran.docx
@@ -364,7 +364,7 @@
     <w:r>
       <w:tab/>
       <w:tab/>
-      <w:t>2026-06-16</w:t>
+      <w:t>2026-06-17</w:t>
       <w:br/>
       <w:br/>
     </w:r>

--- a/tillsyn/A 63152-2025 tillsynsbegäran.docx
+++ b/tillsyn/A 63152-2025 tillsynsbegäran.docx
@@ -1,6 +1,6 @@
 
 <file path=word/document.xml><?xml version="1.0" encoding="utf-8"?>
-<w:document xmlns:wpc="http://schemas.microsoft.com/office/word/2010/wordprocessingCanvas" xmlns:cx="http://schemas.microsoft.com/office/drawing/2014/chartex" xmlns:cx1="http://schemas.microsoft.com/office/drawing/2015/9/8/chartex" xmlns:cx2="http://schemas.microsoft.com/office/drawing/2015/10/21/chartex" xmlns:cx3="http://schemas.microsoft.com/office/drawing/2016/5/9/chartex" xmlns:cx4="http://schemas.microsoft.com/office/drawing/2016/5/10/chartex" xmlns:cx5="http://schemas.microsoft.com/office/drawing/2016/5/11/chartex" xmlns:cx6="http://schemas.microsoft.com/office/drawing/2016/5/12/chartex" xmlns:cx7="http://schemas.microsoft.com/office/drawing/2016/5/13/chartex" xmlns:cx8="http://schemas.microsoft.com/office/drawing/2016/5/14/chartex" xmlns:mc="http://schemas.openxmlformats.org/markup-compatibility/2006" xmlns:aink="http://schemas.microsoft.com/office/drawing/2016/ink" xmlns:am3d="http://schemas.microsoft.com/office/drawing/2017/model3d" xmlns:o="urn:schemas-microsoft-com:office:office" xmlns:oel="http://schemas.microsoft.com/office/2019/extlst" xmlns:r="http://schemas.openxmlformats.org/officeDocument/2006/relationships" xmlns:m="http://schemas.openxmlformats.org/officeDocument/2006/math" xmlns:v="urn:schemas-microsoft-com:vml" xmlns:wp14="http://schemas.microsoft.com/office/word/2010/wordprocessingDrawing" xmlns:wp="http://schemas.openxmlformats.org/drawingml/2006/wordprocessingDrawing" xmlns:w10="urn:schemas-microsoft-com:office:word" xmlns:w="http://schemas.openxmlformats.org/wordprocessingml/2006/main" xmlns:w14="http://schemas.microsoft.com/office/word/2010/wordml" xmlns:w15="http://schemas.microsoft.com/office/word/2012/wordml" xmlns:w16cex="http://schemas.microsoft.com/office/word/2018/wordml/cex" xmlns:w16cid="http://schemas.microsoft.com/office/word/2016/wordml/cid" xmlns:w16="http://schemas.microsoft.com/office/word/2018/wordml" xmlns:w16sdtdh="http://schemas.microsoft.com/office/word/2020/wordml/sdtdatahash" xmlns:w16se="http://schemas.microsoft.com/office/word/2015/wordml/symex" xmlns:wpg="http://schemas.microsoft.com/office/word/2010/wordprocessingGroup" xmlns:wpi="http://schemas.microsoft.com/office/word/2010/wordprocessingInk" xmlns:wne="http://schemas.microsoft.com/office/word/2006/wordml" xmlns:wps="http://schemas.microsoft.com/office/word/2010/wordprocessingShape" mc:Ignorable="w14 w15 w16se w16cid w16 w16cex w16sdtdh wp14">
+<w:document xmlns:wpc="http://schemas.microsoft.com/office/word/2010/wordprocessingCanvas" xmlns:cx="http://schemas.microsoft.com/office/drawing/2014/chartex" xmlns:cx1="http://schemas.microsoft.com/office/drawing/2015/9/8/chartex" xmlns:cx2="http://schemas.microsoft.com/office/drawing/2015/10/21/chartex" xmlns:cx3="http://schemas.microsoft.com/office/drawing/2016/5/9/chartex" xmlns:cx4="http://schemas.microsoft.com/office/drawing/2016/5/10/chartex" xmlns:cx5="http://schemas.microsoft.com/office/drawing/2016/5/11/chartex" xmlns:cx6="http://schemas.microsoft.com/office/drawing/2016/5/12/chartex" xmlns:cx7="http://schemas.microsoft.com/office/drawing/2016/5/13/chartex" xmlns:cx8="http://schemas.microsoft.com/office/drawing/2016/5/14/chartex" xmlns:mc="http://schemas.openxmlformats.org/markup-compatibility/2006" xmlns:aink="http://schemas.microsoft.com/office/drawing/2016/ink" xmlns:am3d="http://schemas.microsoft.com/office/drawing/2017/model3d" xmlns:o="urn:schemas-microsoft-com:office:office" xmlns:oel="http://schemas.microsoft.com/office/2019/extlst" xmlns:r="http://schemas.openxmlformats.org/officeDocument/2006/relationships" xmlns:m="http://schemas.openxmlformats.org/officeDocument/2006/math" xmlns:v="urn:schemas-microsoft-com:vml" xmlns:wp14="http://schemas.microsoft.com/office/word/2010/wordprocessingDrawing" xmlns:wp="http://schemas.openxmlformats.org/drawingml/2006/wordprocessingDrawing" xmlns:w10="urn:schemas-microsoft-com:office:word" xmlns:w="http://schemas.openxmlformats.org/wordprocessingml/2006/main" xmlns:w14="http://schemas.microsoft.com/office/word/2010/wordml" xmlns:w15="http://schemas.microsoft.com/office/word/2012/wordml" xmlns:w16cex="http://schemas.microsoft.com/office/word/2018/wordml/cex" xmlns:w16cid="http://schemas.microsoft.com/office/word/2016/wordml/cid" xmlns:w16="http://schemas.microsoft.com/office/word/2018/wordml" xmlns:w16du="http://schemas.microsoft.com/office/word/2023/wordml/word16du" xmlns:w16sdtdh="http://schemas.microsoft.com/office/word/2020/wordml/sdtdatahash" xmlns:w16sdtfl="http://schemas.microsoft.com/office/word/2024/wordml/sdtformatlock" xmlns:w16se="http://schemas.microsoft.com/office/word/2015/wordml/symex" xmlns:wpg="http://schemas.microsoft.com/office/word/2010/wordprocessingGroup" xmlns:wpi="http://schemas.microsoft.com/office/word/2010/wordprocessingInk" xmlns:wne="http://schemas.microsoft.com/office/word/2006/wordml" xmlns:wps="http://schemas.microsoft.com/office/word/2010/wordprocessingShape" mc:Ignorable="w14 w15 w16se w16cid w16 w16cex w16sdtdh w16sdtfl w16du wp14">
   <w:body>
     <w:p>
       <w:pPr>
@@ -12,35 +12,10 @@
     </w:p>
     <w:p>
       <w:r>
-        <w:t>Detta dokument behandlar höga naturvärden i avverkningsanmälan A 63152-2025 i Gotlands kommun. Denna avverkningsanmälan inkom 2025-12-19 00:00:00 och omfattar 1,5 ha.</w:t>
+        <w:t>Detta dokument behandlar höga naturvärden i avverkningsanmälan A 63152-2025 i Gotlands kommun som inkom 2025-12-19 och omfattar 1,5 ha.</w:t>
       </w:r>
-    </w:p>
-    <w:p>
       <w:r>
-        <w:t>Vi begär härmed att Skogsstyrelsen fattar beslut enligt miljöbalken som säkerställer att skogens höga naturvärden bevaras samt säkerställer att EU-lagstiftning efterlevs och att artskyddsbrott förhindras. Vi önskar även ta del av de ställningstaganden och beslut som myndigheterna meddelar till följd av aktuell avverkningsanmälan och föreningens inlaga (se 34 § förvaltningslagen).</w:t>
-      </w:r>
-    </w:p>
-    <w:p>
-      <w:r>
-        <w:t>Nedan beskrivs fynd av naturvårdsarter och fridlysta arter som gjorts i det avverkningsanmälda området. I BILAGA 1 finns artfakta om fridlysta arter.</w:t>
-      </w:r>
-    </w:p>
-    <w:p>
-      <w:pPr>
-        <w:pStyle w:val="Heading1"/>
-      </w:pPr>
-      <w:r>
-        <w:t>Naturvårdsarter</w:t>
-      </w:r>
-    </w:p>
-    <w:p>
-      <w:r>
-        <w:t>I avverkningsanmälan har följande 4 naturvårdsarter hittats: spillkråka (NT, §4), svinrot (NT), nästrot (S, §8) och sankt pers nycklar (§8). Av dessa är 2 rödlistade. För rödlistade arter har rödlistekategorin angivits inom parentes. Arter som är signalarter enligt Skogsstyrelsen har markerats med (S). För fridlysta arter anges även paragrafen i Artskyddsförordningen som arten är fridlyst enligt.</w:t>
-      </w:r>
-    </w:p>
-    <w:p>
-      <w:r>
-        <w:t>De påträffade naturvårdsarterna är ett tydligt kvitto på att detta rör sig om en skog med höga naturvärden. I Figur 1 visas en karta över det avverkningsanmälda området, där samtliga fyndplatser för naturvårdsarter som finns registrerade på Artportalen har markerats.</w:t>
+        <w:t xml:space="preserve"> I Figur 1 visas fyndplatser för naturvårdsarter i området, som finns registrerade på Artportalen.</w:t>
       </w:r>
     </w:p>
     <w:p>
@@ -50,7 +25,7 @@
       <w:r>
         <w:drawing>
           <wp:inline xmlns:a="http://schemas.openxmlformats.org/drawingml/2006/main" xmlns:pic="http://schemas.openxmlformats.org/drawingml/2006/picture">
-            <wp:extent cx="5486400" cy="3690264"/>
+            <wp:extent cx="5486400" cy="4820868"/>
             <wp:docPr id="1" name="Picture 1"/>
             <wp:cNvGraphicFramePr>
               <a:graphicFrameLocks noChangeAspect="1"/>
@@ -71,7 +46,7 @@
                   <pic:spPr>
                     <a:xfrm>
                       <a:off x="0" y="0"/>
-                      <a:ext cx="5486400" cy="3690264"/>
+                      <a:ext cx="5486400" cy="4820868"/>
                     </a:xfrm>
                     <a:prstGeom prst="rect"/>
                   </pic:spPr>
@@ -85,9 +60,25 @@
     <w:p>
       <w:pPr>
         <w:pStyle w:val="Caption"/>
+        <w:spacing w:after="240"/>
       </w:pPr>
       <w:r>
-        <w:t>Figur 1. Fyndplatser för naturvårdsarter i det avverkningsanmälda området (röd linje). Markörer utan svart kant är placerade på fyndplatsen. Markörer med svart kant är placerade vid sidan av fyndplatsen och har ett svart streck som visar fyndplatsens exakta position. Kartans mittpunktskoordinat är N 6368356, E 716880 i SWEREF 99 TM.</w:t>
+        <w:t>Figur 1. Fyndplatser för naturvårdsarter i och inom 3 meter från avverkningsanmälan (röd linje). Inom parentes anges rödlistekategorier, S för signalarter, Tför typiska arter och fridlysningsparagrafer i artskyddsförordningen.Markörer utan svart kant är placerade på fyndplatsen. Markörer med svart kant är placerade vid sidan av fyndplatsen och har ett svart streck som visar fyndplatsens exakta position. Kartans mittpunktskoordinat är N 6368356, E 716880 i SWEREF 99 TM.</w:t>
+      </w:r>
+    </w:p>
+    <w:p>
+      <w:r>
+        <w:t>Vi begär härmed att Skogsstyrelsen fattar beslut enligt miljöbalken som säkerställer att skogens höga naturvärden bevaras samt att EU-lagstiftning efterlevs och att artskyddsbrott förhindras.</w:t>
+      </w:r>
+    </w:p>
+    <w:p>
+      <w:r>
+        <w:t>Vi önskar även ta del av de ställningstaganden och beslut som myndigheten meddelar till följd av aktuell avverkningsanmälan och föreningens inlaga (se 34 § förvaltningslagen).</w:t>
+      </w:r>
+    </w:p>
+    <w:p>
+      <w:r>
+        <w:t>Nedan beskrivs fynd av naturvårdsarter och fridlysta arter som gjorts i det avverkningsanmälda området. I BILAGA 1 finns artfakta om fridlysta arter.</w:t>
       </w:r>
     </w:p>
     <w:p>
@@ -95,12 +86,30 @@
         <w:pStyle w:val="Heading1"/>
       </w:pPr>
       <w:r>
+        <w:t>Naturvårdsarter</w:t>
+      </w:r>
+    </w:p>
+    <w:p>
+      <w:r>
+        <w:t>I och inom 3 meter från avverkningsanmälan har följande 6 naturvårdsarter hittats: berggräsfjäril (NT), svinrot (NT), nästrot (S, §8), spillkråka (T, §4), sälg (T) och sankt pers nycklar (§8). Av dessa är 2 rödlistade. För rödlistade arter har rödlistekategorin angivits inom parentes. Arter som är signalarter enligt Skogsstyrelsen har markerats med (S). Typiska arter inom Natura 2000 som är kopplade till skogsekosystem har markerats med (T). För fridlysta arter anges även paragrafen i Artskyddsförordningen som arten är fridlyst enligt.</w:t>
+      </w:r>
+    </w:p>
+    <w:p>
+      <w:r>
+        <w:t>De påträffade naturvårdsarterna är ett tydligt kvitto på att det rör sig om en skog med höga naturvärden.</w:t>
+      </w:r>
+    </w:p>
+    <w:p>
+      <w:pPr>
+        <w:pStyle w:val="Heading2"/>
+      </w:pPr>
+      <w:r>
         <w:t>Fridlysta arter</w:t>
       </w:r>
     </w:p>
     <w:p>
       <w:r>
-        <w:t>Följande fridlysta arter har sina livsmiljöer och växtplatser i den avverkningsanmälda skogen: spillkråka (NT, §4), nästrot (S, §8) och sankt pers nycklar (§8).</w:t>
+        <w:t>Följande fridlysta arter har sina livsmiljöer och växtplatser i den avverkningsanmälda skogen: nästrot (S, §8), spillkråka (T, §4) och sankt pers nycklar (§8).</w:t>
       </w:r>
     </w:p>
     <w:p>
@@ -149,6 +158,34 @@
     <w:p>
       <w:r>
         <w:t>I BILAGA 1 finns mer detaljerad information om ekologi samt krav på livsmiljö hos fridlysta arter.</w:t>
+      </w:r>
+    </w:p>
+    <w:p>
+      <w:pPr>
+        <w:pStyle w:val="Heading2"/>
+      </w:pPr>
+      <w:r>
+        <w:t>Övriga naturvårdsarter</w:t>
+      </w:r>
+    </w:p>
+    <w:p>
+      <w:r>
+        <w:rPr>
+          <w:b/>
+        </w:rPr>
+        <w:t xml:space="preserve">Sälg </w:t>
+      </w:r>
+      <w:r>
+        <w:t xml:space="preserve">är typisk art för </w:t>
+      </w:r>
+      <w:r>
+        <w:rPr>
+          <w:i/>
+        </w:rPr>
+        <w:t xml:space="preserve">9040 Fjällbjörkskog </w:t>
+      </w:r>
+      <w:r>
+        <w:t>(SLU Artdatabanken, 2025).</w:t>
       </w:r>
     </w:p>
     <w:p>
@@ -254,7 +291,7 @@
 </file>
 
 <file path=word/endnotes.xml><?xml version="1.0" encoding="utf-8"?>
-<w:endnotes xmlns:wpc="http://schemas.microsoft.com/office/word/2010/wordprocessingCanvas" xmlns:cx="http://schemas.microsoft.com/office/drawing/2014/chartex" xmlns:cx1="http://schemas.microsoft.com/office/drawing/2015/9/8/chartex" xmlns:cx2="http://schemas.microsoft.com/office/drawing/2015/10/21/chartex" xmlns:cx3="http://schemas.microsoft.com/office/drawing/2016/5/9/chartex" xmlns:cx4="http://schemas.microsoft.com/office/drawing/2016/5/10/chartex" xmlns:cx5="http://schemas.microsoft.com/office/drawing/2016/5/11/chartex" xmlns:cx6="http://schemas.microsoft.com/office/drawing/2016/5/12/chartex" xmlns:cx7="http://schemas.microsoft.com/office/drawing/2016/5/13/chartex" xmlns:cx8="http://schemas.microsoft.com/office/drawing/2016/5/14/chartex" xmlns:mc="http://schemas.openxmlformats.org/markup-compatibility/2006" xmlns:aink="http://schemas.microsoft.com/office/drawing/2016/ink" xmlns:am3d="http://schemas.microsoft.com/office/drawing/2017/model3d" xmlns:o="urn:schemas-microsoft-com:office:office" xmlns:oel="http://schemas.microsoft.com/office/2019/extlst" xmlns:r="http://schemas.openxmlformats.org/officeDocument/2006/relationships" xmlns:m="http://schemas.openxmlformats.org/officeDocument/2006/math" xmlns:v="urn:schemas-microsoft-com:vml" xmlns:wp14="http://schemas.microsoft.com/office/word/2010/wordprocessingDrawing" xmlns:wp="http://schemas.openxmlformats.org/drawingml/2006/wordprocessingDrawing" xmlns:w10="urn:schemas-microsoft-com:office:word" xmlns:w="http://schemas.openxmlformats.org/wordprocessingml/2006/main" xmlns:w14="http://schemas.microsoft.com/office/word/2010/wordml" xmlns:w15="http://schemas.microsoft.com/office/word/2012/wordml" xmlns:w16cex="http://schemas.microsoft.com/office/word/2018/wordml/cex" xmlns:w16cid="http://schemas.microsoft.com/office/word/2016/wordml/cid" xmlns:w16="http://schemas.microsoft.com/office/word/2018/wordml" xmlns:w16sdtdh="http://schemas.microsoft.com/office/word/2020/wordml/sdtdatahash" xmlns:w16se="http://schemas.microsoft.com/office/word/2015/wordml/symex" xmlns:wpg="http://schemas.microsoft.com/office/word/2010/wordprocessingGroup" xmlns:wpi="http://schemas.microsoft.com/office/word/2010/wordprocessingInk" xmlns:wne="http://schemas.microsoft.com/office/word/2006/wordml" xmlns:wps="http://schemas.microsoft.com/office/word/2010/wordprocessingShape" mc:Ignorable="w14 w15 w16se w16cid w16 w16cex w16sdtdh wp14">
+<w:endnotes xmlns:wpc="http://schemas.microsoft.com/office/word/2010/wordprocessingCanvas" xmlns:cx="http://schemas.microsoft.com/office/drawing/2014/chartex" xmlns:cx1="http://schemas.microsoft.com/office/drawing/2015/9/8/chartex" xmlns:cx2="http://schemas.microsoft.com/office/drawing/2015/10/21/chartex" xmlns:cx3="http://schemas.microsoft.com/office/drawing/2016/5/9/chartex" xmlns:cx4="http://schemas.microsoft.com/office/drawing/2016/5/10/chartex" xmlns:cx5="http://schemas.microsoft.com/office/drawing/2016/5/11/chartex" xmlns:cx6="http://schemas.microsoft.com/office/drawing/2016/5/12/chartex" xmlns:cx7="http://schemas.microsoft.com/office/drawing/2016/5/13/chartex" xmlns:cx8="http://schemas.microsoft.com/office/drawing/2016/5/14/chartex" xmlns:mc="http://schemas.openxmlformats.org/markup-compatibility/2006" xmlns:aink="http://schemas.microsoft.com/office/drawing/2016/ink" xmlns:am3d="http://schemas.microsoft.com/office/drawing/2017/model3d" xmlns:o="urn:schemas-microsoft-com:office:office" xmlns:oel="http://schemas.microsoft.com/office/2019/extlst" xmlns:r="http://schemas.openxmlformats.org/officeDocument/2006/relationships" xmlns:m="http://schemas.openxmlformats.org/officeDocument/2006/math" xmlns:v="urn:schemas-microsoft-com:vml" xmlns:wp14="http://schemas.microsoft.com/office/word/2010/wordprocessingDrawing" xmlns:wp="http://schemas.openxmlformats.org/drawingml/2006/wordprocessingDrawing" xmlns:w10="urn:schemas-microsoft-com:office:word" xmlns:w="http://schemas.openxmlformats.org/wordprocessingml/2006/main" xmlns:w14="http://schemas.microsoft.com/office/word/2010/wordml" xmlns:w15="http://schemas.microsoft.com/office/word/2012/wordml" xmlns:w16cex="http://schemas.microsoft.com/office/word/2018/wordml/cex" xmlns:w16cid="http://schemas.microsoft.com/office/word/2016/wordml/cid" xmlns:w16="http://schemas.microsoft.com/office/word/2018/wordml" xmlns:w16du="http://schemas.microsoft.com/office/word/2023/wordml/word16du" xmlns:w16sdtdh="http://schemas.microsoft.com/office/word/2020/wordml/sdtdatahash" xmlns:w16sdtfl="http://schemas.microsoft.com/office/word/2024/wordml/sdtformatlock" xmlns:w16se="http://schemas.microsoft.com/office/word/2015/wordml/symex" xmlns:wpg="http://schemas.microsoft.com/office/word/2010/wordprocessingGroup" xmlns:wpi="http://schemas.microsoft.com/office/word/2010/wordprocessingInk" xmlns:wne="http://schemas.microsoft.com/office/word/2006/wordml" xmlns:wps="http://schemas.microsoft.com/office/word/2010/wordprocessingShape" mc:Ignorable="w14 w15 w16se w16cid w16 w16cex w16sdtdh w16sdtfl w16du wp14">
   <w:endnote w:type="separator" w:id="-1">
     <w:p>
       <w:pPr>
@@ -279,7 +316,7 @@
 </file>
 
 <file path=word/footer1.xml><?xml version="1.0" encoding="utf-8"?>
-<w:ftr xmlns:wpc="http://schemas.microsoft.com/office/word/2010/wordprocessingCanvas" xmlns:cx="http://schemas.microsoft.com/office/drawing/2014/chartex" xmlns:cx1="http://schemas.microsoft.com/office/drawing/2015/9/8/chartex" xmlns:cx2="http://schemas.microsoft.com/office/drawing/2015/10/21/chartex" xmlns:cx3="http://schemas.microsoft.com/office/drawing/2016/5/9/chartex" xmlns:cx4="http://schemas.microsoft.com/office/drawing/2016/5/10/chartex" xmlns:cx5="http://schemas.microsoft.com/office/drawing/2016/5/11/chartex" xmlns:cx6="http://schemas.microsoft.com/office/drawing/2016/5/12/chartex" xmlns:cx7="http://schemas.microsoft.com/office/drawing/2016/5/13/chartex" xmlns:cx8="http://schemas.microsoft.com/office/drawing/2016/5/14/chartex" xmlns:mc="http://schemas.openxmlformats.org/markup-compatibility/2006" xmlns:aink="http://schemas.microsoft.com/office/drawing/2016/ink" xmlns:am3d="http://schemas.microsoft.com/office/drawing/2017/model3d" xmlns:o="urn:schemas-microsoft-com:office:office" xmlns:oel="http://schemas.microsoft.com/office/2019/extlst" xmlns:r="http://schemas.openxmlformats.org/officeDocument/2006/relationships" xmlns:m="http://schemas.openxmlformats.org/officeDocument/2006/math" xmlns:v="urn:schemas-microsoft-com:vml" xmlns:wp14="http://schemas.microsoft.com/office/word/2010/wordprocessingDrawing" xmlns:wp="http://schemas.openxmlformats.org/drawingml/2006/wordprocessingDrawing" xmlns:w10="urn:schemas-microsoft-com:office:word" xmlns:w="http://schemas.openxmlformats.org/wordprocessingml/2006/main" xmlns:w14="http://schemas.microsoft.com/office/word/2010/wordml" xmlns:w15="http://schemas.microsoft.com/office/word/2012/wordml" xmlns:w16cex="http://schemas.microsoft.com/office/word/2018/wordml/cex" xmlns:w16cid="http://schemas.microsoft.com/office/word/2016/wordml/cid" xmlns:w16="http://schemas.microsoft.com/office/word/2018/wordml" xmlns:w16sdtdh="http://schemas.microsoft.com/office/word/2020/wordml/sdtdatahash" xmlns:w16se="http://schemas.microsoft.com/office/word/2015/wordml/symex" xmlns:wpg="http://schemas.microsoft.com/office/word/2010/wordprocessingGroup" xmlns:wpi="http://schemas.microsoft.com/office/word/2010/wordprocessingInk" xmlns:wne="http://schemas.microsoft.com/office/word/2006/wordml" xmlns:wps="http://schemas.microsoft.com/office/word/2010/wordprocessingShape" mc:Ignorable="w14 w15 w16se w16cid w16 w16cex w16sdtdh wp14">
+<w:ftr xmlns:wpc="http://schemas.microsoft.com/office/word/2010/wordprocessingCanvas" xmlns:cx="http://schemas.microsoft.com/office/drawing/2014/chartex" xmlns:cx1="http://schemas.microsoft.com/office/drawing/2015/9/8/chartex" xmlns:cx2="http://schemas.microsoft.com/office/drawing/2015/10/21/chartex" xmlns:cx3="http://schemas.microsoft.com/office/drawing/2016/5/9/chartex" xmlns:cx4="http://schemas.microsoft.com/office/drawing/2016/5/10/chartex" xmlns:cx5="http://schemas.microsoft.com/office/drawing/2016/5/11/chartex" xmlns:cx6="http://schemas.microsoft.com/office/drawing/2016/5/12/chartex" xmlns:cx7="http://schemas.microsoft.com/office/drawing/2016/5/13/chartex" xmlns:cx8="http://schemas.microsoft.com/office/drawing/2016/5/14/chartex" xmlns:mc="http://schemas.openxmlformats.org/markup-compatibility/2006" xmlns:aink="http://schemas.microsoft.com/office/drawing/2016/ink" xmlns:am3d="http://schemas.microsoft.com/office/drawing/2017/model3d" xmlns:o="urn:schemas-microsoft-com:office:office" xmlns:oel="http://schemas.microsoft.com/office/2019/extlst" xmlns:r="http://schemas.openxmlformats.org/officeDocument/2006/relationships" xmlns:m="http://schemas.openxmlformats.org/officeDocument/2006/math" xmlns:v="urn:schemas-microsoft-com:vml" xmlns:wp14="http://schemas.microsoft.com/office/word/2010/wordprocessingDrawing" xmlns:wp="http://schemas.openxmlformats.org/drawingml/2006/wordprocessingDrawing" xmlns:w10="urn:schemas-microsoft-com:office:word" xmlns:w="http://schemas.openxmlformats.org/wordprocessingml/2006/main" xmlns:w14="http://schemas.microsoft.com/office/word/2010/wordml" xmlns:w15="http://schemas.microsoft.com/office/word/2012/wordml" xmlns:w16cex="http://schemas.microsoft.com/office/word/2018/wordml/cex" xmlns:w16cid="http://schemas.microsoft.com/office/word/2016/wordml/cid" xmlns:w16="http://schemas.microsoft.com/office/word/2018/wordml" xmlns:w16du="http://schemas.microsoft.com/office/word/2023/wordml/word16du" xmlns:w16sdtdh="http://schemas.microsoft.com/office/word/2020/wordml/sdtdatahash" xmlns:w16sdtfl="http://schemas.microsoft.com/office/word/2024/wordml/sdtformatlock" xmlns:w16se="http://schemas.microsoft.com/office/word/2015/wordml/symex" xmlns:wpg="http://schemas.microsoft.com/office/word/2010/wordprocessingGroup" xmlns:wpi="http://schemas.microsoft.com/office/word/2010/wordprocessingInk" xmlns:wne="http://schemas.microsoft.com/office/word/2006/wordml" xmlns:wps="http://schemas.microsoft.com/office/word/2010/wordprocessingShape" mc:Ignorable="w14 w15 w16se w16cid w16 w16cex w16sdtdh w16sdtfl w16du wp14">
   <w:p>
     <w:pPr>
       <w:pStyle w:val="Footer"/>
@@ -289,7 +326,7 @@
 </file>
 
 <file path=word/footer2.xml><?xml version="1.0" encoding="utf-8"?>
-<w:ftr xmlns:wpc="http://schemas.microsoft.com/office/word/2010/wordprocessingCanvas" xmlns:cx="http://schemas.microsoft.com/office/drawing/2014/chartex" xmlns:cx1="http://schemas.microsoft.com/office/drawing/2015/9/8/chartex" xmlns:cx2="http://schemas.microsoft.com/office/drawing/2015/10/21/chartex" xmlns:cx3="http://schemas.microsoft.com/office/drawing/2016/5/9/chartex" xmlns:cx4="http://schemas.microsoft.com/office/drawing/2016/5/10/chartex" xmlns:cx5="http://schemas.microsoft.com/office/drawing/2016/5/11/chartex" xmlns:cx6="http://schemas.microsoft.com/office/drawing/2016/5/12/chartex" xmlns:cx7="http://schemas.microsoft.com/office/drawing/2016/5/13/chartex" xmlns:cx8="http://schemas.microsoft.com/office/drawing/2016/5/14/chartex" xmlns:mc="http://schemas.openxmlformats.org/markup-compatibility/2006" xmlns:aink="http://schemas.microsoft.com/office/drawing/2016/ink" xmlns:am3d="http://schemas.microsoft.com/office/drawing/2017/model3d" xmlns:o="urn:schemas-microsoft-com:office:office" xmlns:oel="http://schemas.microsoft.com/office/2019/extlst" xmlns:r="http://schemas.openxmlformats.org/officeDocument/2006/relationships" xmlns:m="http://schemas.openxmlformats.org/officeDocument/2006/math" xmlns:v="urn:schemas-microsoft-com:vml" xmlns:wp14="http://schemas.microsoft.com/office/word/2010/wordprocessingDrawing" xmlns:wp="http://schemas.openxmlformats.org/drawingml/2006/wordprocessingDrawing" xmlns:w10="urn:schemas-microsoft-com:office:word" xmlns:w="http://schemas.openxmlformats.org/wordprocessingml/2006/main" xmlns:w14="http://schemas.microsoft.com/office/word/2010/wordml" xmlns:w15="http://schemas.microsoft.com/office/word/2012/wordml" xmlns:w16cex="http://schemas.microsoft.com/office/word/2018/wordml/cex" xmlns:w16cid="http://schemas.microsoft.com/office/word/2016/wordml/cid" xmlns:w16="http://schemas.microsoft.com/office/word/2018/wordml" xmlns:w16sdtdh="http://schemas.microsoft.com/office/word/2020/wordml/sdtdatahash" xmlns:w16se="http://schemas.microsoft.com/office/word/2015/wordml/symex" xmlns:wpg="http://schemas.microsoft.com/office/word/2010/wordprocessingGroup" xmlns:wpi="http://schemas.microsoft.com/office/word/2010/wordprocessingInk" xmlns:wne="http://schemas.microsoft.com/office/word/2006/wordml" xmlns:wps="http://schemas.microsoft.com/office/word/2010/wordprocessingShape" mc:Ignorable="w14 w15 w16se w16cid w16 w16cex w16sdtdh wp14">
+<w:ftr xmlns:wpc="http://schemas.microsoft.com/office/word/2010/wordprocessingCanvas" xmlns:cx="http://schemas.microsoft.com/office/drawing/2014/chartex" xmlns:cx1="http://schemas.microsoft.com/office/drawing/2015/9/8/chartex" xmlns:cx2="http://schemas.microsoft.com/office/drawing/2015/10/21/chartex" xmlns:cx3="http://schemas.microsoft.com/office/drawing/2016/5/9/chartex" xmlns:cx4="http://schemas.microsoft.com/office/drawing/2016/5/10/chartex" xmlns:cx5="http://schemas.microsoft.com/office/drawing/2016/5/11/chartex" xmlns:cx6="http://schemas.microsoft.com/office/drawing/2016/5/12/chartex" xmlns:cx7="http://schemas.microsoft.com/office/drawing/2016/5/13/chartex" xmlns:cx8="http://schemas.microsoft.com/office/drawing/2016/5/14/chartex" xmlns:mc="http://schemas.openxmlformats.org/markup-compatibility/2006" xmlns:aink="http://schemas.microsoft.com/office/drawing/2016/ink" xmlns:am3d="http://schemas.microsoft.com/office/drawing/2017/model3d" xmlns:o="urn:schemas-microsoft-com:office:office" xmlns:oel="http://schemas.microsoft.com/office/2019/extlst" xmlns:r="http://schemas.openxmlformats.org/officeDocument/2006/relationships" xmlns:m="http://schemas.openxmlformats.org/officeDocument/2006/math" xmlns:v="urn:schemas-microsoft-com:vml" xmlns:wp14="http://schemas.microsoft.com/office/word/2010/wordprocessingDrawing" xmlns:wp="http://schemas.openxmlformats.org/drawingml/2006/wordprocessingDrawing" xmlns:w10="urn:schemas-microsoft-com:office:word" xmlns:w="http://schemas.openxmlformats.org/wordprocessingml/2006/main" xmlns:w14="http://schemas.microsoft.com/office/word/2010/wordml" xmlns:w15="http://schemas.microsoft.com/office/word/2012/wordml" xmlns:w16cex="http://schemas.microsoft.com/office/word/2018/wordml/cex" xmlns:w16cid="http://schemas.microsoft.com/office/word/2016/wordml/cid" xmlns:w16="http://schemas.microsoft.com/office/word/2018/wordml" xmlns:w16du="http://schemas.microsoft.com/office/word/2023/wordml/word16du" xmlns:w16sdtdh="http://schemas.microsoft.com/office/word/2020/wordml/sdtdatahash" xmlns:w16sdtfl="http://schemas.microsoft.com/office/word/2024/wordml/sdtformatlock" xmlns:w16se="http://schemas.microsoft.com/office/word/2015/wordml/symex" xmlns:wpg="http://schemas.microsoft.com/office/word/2010/wordprocessingGroup" xmlns:wpi="http://schemas.microsoft.com/office/word/2010/wordprocessingInk" xmlns:wne="http://schemas.microsoft.com/office/word/2006/wordml" xmlns:wps="http://schemas.microsoft.com/office/word/2010/wordprocessingShape" mc:Ignorable="w14 w15 w16se w16cid w16 w16cex w16sdtdh w16sdtfl w16du wp14">
   <w:p>
     <w:pPr>
       <w:pStyle w:val="Footer"/>
@@ -299,7 +336,7 @@
 </file>
 
 <file path=word/footer3.xml><?xml version="1.0" encoding="utf-8"?>
-<w:ftr xmlns:wpc="http://schemas.microsoft.com/office/word/2010/wordprocessingCanvas" xmlns:cx="http://schemas.microsoft.com/office/drawing/2014/chartex" xmlns:cx1="http://schemas.microsoft.com/office/drawing/2015/9/8/chartex" xmlns:cx2="http://schemas.microsoft.com/office/drawing/2015/10/21/chartex" xmlns:cx3="http://schemas.microsoft.com/office/drawing/2016/5/9/chartex" xmlns:cx4="http://schemas.microsoft.com/office/drawing/2016/5/10/chartex" xmlns:cx5="http://schemas.microsoft.com/office/drawing/2016/5/11/chartex" xmlns:cx6="http://schemas.microsoft.com/office/drawing/2016/5/12/chartex" xmlns:cx7="http://schemas.microsoft.com/office/drawing/2016/5/13/chartex" xmlns:cx8="http://schemas.microsoft.com/office/drawing/2016/5/14/chartex" xmlns:mc="http://schemas.openxmlformats.org/markup-compatibility/2006" xmlns:aink="http://schemas.microsoft.com/office/drawing/2016/ink" xmlns:am3d="http://schemas.microsoft.com/office/drawing/2017/model3d" xmlns:o="urn:schemas-microsoft-com:office:office" xmlns:oel="http://schemas.microsoft.com/office/2019/extlst" xmlns:r="http://schemas.openxmlformats.org/officeDocument/2006/relationships" xmlns:m="http://schemas.openxmlformats.org/officeDocument/2006/math" xmlns:v="urn:schemas-microsoft-com:vml" xmlns:wp14="http://schemas.microsoft.com/office/word/2010/wordprocessingDrawing" xmlns:wp="http://schemas.openxmlformats.org/drawingml/2006/wordprocessingDrawing" xmlns:w10="urn:schemas-microsoft-com:office:word" xmlns:w="http://schemas.openxmlformats.org/wordprocessingml/2006/main" xmlns:w14="http://schemas.microsoft.com/office/word/2010/wordml" xmlns:w15="http://schemas.microsoft.com/office/word/2012/wordml" xmlns:w16cex="http://schemas.microsoft.com/office/word/2018/wordml/cex" xmlns:w16cid="http://schemas.microsoft.com/office/word/2016/wordml/cid" xmlns:w16="http://schemas.microsoft.com/office/word/2018/wordml" xmlns:w16sdtdh="http://schemas.microsoft.com/office/word/2020/wordml/sdtdatahash" xmlns:w16se="http://schemas.microsoft.com/office/word/2015/wordml/symex" xmlns:wpg="http://schemas.microsoft.com/office/word/2010/wordprocessingGroup" xmlns:wpi="http://schemas.microsoft.com/office/word/2010/wordprocessingInk" xmlns:wne="http://schemas.microsoft.com/office/word/2006/wordml" xmlns:wps="http://schemas.microsoft.com/office/word/2010/wordprocessingShape" mc:Ignorable="w14 w15 w16se w16cid w16 w16cex w16sdtdh wp14">
+<w:ftr xmlns:wpc="http://schemas.microsoft.com/office/word/2010/wordprocessingCanvas" xmlns:cx="http://schemas.microsoft.com/office/drawing/2014/chartex" xmlns:cx1="http://schemas.microsoft.com/office/drawing/2015/9/8/chartex" xmlns:cx2="http://schemas.microsoft.com/office/drawing/2015/10/21/chartex" xmlns:cx3="http://schemas.microsoft.com/office/drawing/2016/5/9/chartex" xmlns:cx4="http://schemas.microsoft.com/office/drawing/2016/5/10/chartex" xmlns:cx5="http://schemas.microsoft.com/office/drawing/2016/5/11/chartex" xmlns:cx6="http://schemas.microsoft.com/office/drawing/2016/5/12/chartex" xmlns:cx7="http://schemas.microsoft.com/office/drawing/2016/5/13/chartex" xmlns:cx8="http://schemas.microsoft.com/office/drawing/2016/5/14/chartex" xmlns:mc="http://schemas.openxmlformats.org/markup-compatibility/2006" xmlns:aink="http://schemas.microsoft.com/office/drawing/2016/ink" xmlns:am3d="http://schemas.microsoft.com/office/drawing/2017/model3d" xmlns:o="urn:schemas-microsoft-com:office:office" xmlns:oel="http://schemas.microsoft.com/office/2019/extlst" xmlns:r="http://schemas.openxmlformats.org/officeDocument/2006/relationships" xmlns:m="http://schemas.openxmlformats.org/officeDocument/2006/math" xmlns:v="urn:schemas-microsoft-com:vml" xmlns:wp14="http://schemas.microsoft.com/office/word/2010/wordprocessingDrawing" xmlns:wp="http://schemas.openxmlformats.org/drawingml/2006/wordprocessingDrawing" xmlns:w10="urn:schemas-microsoft-com:office:word" xmlns:w="http://schemas.openxmlformats.org/wordprocessingml/2006/main" xmlns:w14="http://schemas.microsoft.com/office/word/2010/wordml" xmlns:w15="http://schemas.microsoft.com/office/word/2012/wordml" xmlns:w16cex="http://schemas.microsoft.com/office/word/2018/wordml/cex" xmlns:w16cid="http://schemas.microsoft.com/office/word/2016/wordml/cid" xmlns:w16="http://schemas.microsoft.com/office/word/2018/wordml" xmlns:w16du="http://schemas.microsoft.com/office/word/2023/wordml/word16du" xmlns:w16sdtdh="http://schemas.microsoft.com/office/word/2020/wordml/sdtdatahash" xmlns:w16sdtfl="http://schemas.microsoft.com/office/word/2024/wordml/sdtformatlock" xmlns:w16se="http://schemas.microsoft.com/office/word/2015/wordml/symex" xmlns:wpg="http://schemas.microsoft.com/office/word/2010/wordprocessingGroup" xmlns:wpi="http://schemas.microsoft.com/office/word/2010/wordprocessingInk" xmlns:wne="http://schemas.microsoft.com/office/word/2006/wordml" xmlns:wps="http://schemas.microsoft.com/office/word/2010/wordprocessingShape" mc:Ignorable="w14 w15 w16se w16cid w16 w16cex w16sdtdh w16sdtfl w16du wp14">
   <w:p>
     <w:pPr>
       <w:pStyle w:val="Footer"/>
@@ -309,7 +346,7 @@
 </file>
 
 <file path=word/footnotes.xml><?xml version="1.0" encoding="utf-8"?>
-<w:footnotes xmlns:wpc="http://schemas.microsoft.com/office/word/2010/wordprocessingCanvas" xmlns:cx="http://schemas.microsoft.com/office/drawing/2014/chartex" xmlns:cx1="http://schemas.microsoft.com/office/drawing/2015/9/8/chartex" xmlns:cx2="http://schemas.microsoft.com/office/drawing/2015/10/21/chartex" xmlns:cx3="http://schemas.microsoft.com/office/drawing/2016/5/9/chartex" xmlns:cx4="http://schemas.microsoft.com/office/drawing/2016/5/10/chartex" xmlns:cx5="http://schemas.microsoft.com/office/drawing/2016/5/11/chartex" xmlns:cx6="http://schemas.microsoft.com/office/drawing/2016/5/12/chartex" xmlns:cx7="http://schemas.microsoft.com/office/drawing/2016/5/13/chartex" xmlns:cx8="http://schemas.microsoft.com/office/drawing/2016/5/14/chartex" xmlns:mc="http://schemas.openxmlformats.org/markup-compatibility/2006" xmlns:aink="http://schemas.microsoft.com/office/drawing/2016/ink" xmlns:am3d="http://schemas.microsoft.com/office/drawing/2017/model3d" xmlns:o="urn:schemas-microsoft-com:office:office" xmlns:oel="http://schemas.microsoft.com/office/2019/extlst" xmlns:r="http://schemas.openxmlformats.org/officeDocument/2006/relationships" xmlns:m="http://schemas.openxmlformats.org/officeDocument/2006/math" xmlns:v="urn:schemas-microsoft-com:vml" xmlns:wp14="http://schemas.microsoft.com/office/word/2010/wordprocessingDrawing" xmlns:wp="http://schemas.openxmlformats.org/drawingml/2006/wordprocessingDrawing" xmlns:w10="urn:schemas-microsoft-com:office:word" xmlns:w="http://schemas.openxmlformats.org/wordprocessingml/2006/main" xmlns:w14="http://schemas.microsoft.com/office/word/2010/wordml" xmlns:w15="http://schemas.microsoft.com/office/word/2012/wordml" xmlns:w16cex="http://schemas.microsoft.com/office/word/2018/wordml/cex" xmlns:w16cid="http://schemas.microsoft.com/office/word/2016/wordml/cid" xmlns:w16="http://schemas.microsoft.com/office/word/2018/wordml" xmlns:w16sdtdh="http://schemas.microsoft.com/office/word/2020/wordml/sdtdatahash" xmlns:w16se="http://schemas.microsoft.com/office/word/2015/wordml/symex" xmlns:wpg="http://schemas.microsoft.com/office/word/2010/wordprocessingGroup" xmlns:wpi="http://schemas.microsoft.com/office/word/2010/wordprocessingInk" xmlns:wne="http://schemas.microsoft.com/office/word/2006/wordml" xmlns:wps="http://schemas.microsoft.com/office/word/2010/wordprocessingShape" mc:Ignorable="w14 w15 w16se w16cid w16 w16cex w16sdtdh wp14">
+<w:footnotes xmlns:wpc="http://schemas.microsoft.com/office/word/2010/wordprocessingCanvas" xmlns:cx="http://schemas.microsoft.com/office/drawing/2014/chartex" xmlns:cx1="http://schemas.microsoft.com/office/drawing/2015/9/8/chartex" xmlns:cx2="http://schemas.microsoft.com/office/drawing/2015/10/21/chartex" xmlns:cx3="http://schemas.microsoft.com/office/drawing/2016/5/9/chartex" xmlns:cx4="http://schemas.microsoft.com/office/drawing/2016/5/10/chartex" xmlns:cx5="http://schemas.microsoft.com/office/drawing/2016/5/11/chartex" xmlns:cx6="http://schemas.microsoft.com/office/drawing/2016/5/12/chartex" xmlns:cx7="http://schemas.microsoft.com/office/drawing/2016/5/13/chartex" xmlns:cx8="http://schemas.microsoft.com/office/drawing/2016/5/14/chartex" xmlns:mc="http://schemas.openxmlformats.org/markup-compatibility/2006" xmlns:aink="http://schemas.microsoft.com/office/drawing/2016/ink" xmlns:am3d="http://schemas.microsoft.com/office/drawing/2017/model3d" xmlns:o="urn:schemas-microsoft-com:office:office" xmlns:oel="http://schemas.microsoft.com/office/2019/extlst" xmlns:r="http://schemas.openxmlformats.org/officeDocument/2006/relationships" xmlns:m="http://schemas.openxmlformats.org/officeDocument/2006/math" xmlns:v="urn:schemas-microsoft-com:vml" xmlns:wp14="http://schemas.microsoft.com/office/word/2010/wordprocessingDrawing" xmlns:wp="http://schemas.openxmlformats.org/drawingml/2006/wordprocessingDrawing" xmlns:w10="urn:schemas-microsoft-com:office:word" xmlns:w="http://schemas.openxmlformats.org/wordprocessingml/2006/main" xmlns:w14="http://schemas.microsoft.com/office/word/2010/wordml" xmlns:w15="http://schemas.microsoft.com/office/word/2012/wordml" xmlns:w16cex="http://schemas.microsoft.com/office/word/2018/wordml/cex" xmlns:w16cid="http://schemas.microsoft.com/office/word/2016/wordml/cid" xmlns:w16="http://schemas.microsoft.com/office/word/2018/wordml" xmlns:w16du="http://schemas.microsoft.com/office/word/2023/wordml/word16du" xmlns:w16sdtdh="http://schemas.microsoft.com/office/word/2020/wordml/sdtdatahash" xmlns:w16sdtfl="http://schemas.microsoft.com/office/word/2024/wordml/sdtformatlock" xmlns:w16se="http://schemas.microsoft.com/office/word/2015/wordml/symex" xmlns:wpg="http://schemas.microsoft.com/office/word/2010/wordprocessingGroup" xmlns:wpi="http://schemas.microsoft.com/office/word/2010/wordprocessingInk" xmlns:wne="http://schemas.microsoft.com/office/word/2006/wordml" xmlns:wps="http://schemas.microsoft.com/office/word/2010/wordprocessingShape" mc:Ignorable="w14 w15 w16se w16cid w16 w16cex w16sdtdh w16sdtfl w16du wp14">
   <w:footnote w:type="separator" w:id="-1">
     <w:p>
       <w:pPr>
@@ -334,7 +371,7 @@
 </file>
 
 <file path=word/header1.xml><?xml version="1.0" encoding="utf-8"?>
-<w:hdr xmlns:wpc="http://schemas.microsoft.com/office/word/2010/wordprocessingCanvas" xmlns:cx="http://schemas.microsoft.com/office/drawing/2014/chartex" xmlns:cx1="http://schemas.microsoft.com/office/drawing/2015/9/8/chartex" xmlns:cx2="http://schemas.microsoft.com/office/drawing/2015/10/21/chartex" xmlns:cx3="http://schemas.microsoft.com/office/drawing/2016/5/9/chartex" xmlns:cx4="http://schemas.microsoft.com/office/drawing/2016/5/10/chartex" xmlns:cx5="http://schemas.microsoft.com/office/drawing/2016/5/11/chartex" xmlns:cx6="http://schemas.microsoft.com/office/drawing/2016/5/12/chartex" xmlns:cx7="http://schemas.microsoft.com/office/drawing/2016/5/13/chartex" xmlns:cx8="http://schemas.microsoft.com/office/drawing/2016/5/14/chartex" xmlns:mc="http://schemas.openxmlformats.org/markup-compatibility/2006" xmlns:aink="http://schemas.microsoft.com/office/drawing/2016/ink" xmlns:am3d="http://schemas.microsoft.com/office/drawing/2017/model3d" xmlns:o="urn:schemas-microsoft-com:office:office" xmlns:oel="http://schemas.microsoft.com/office/2019/extlst" xmlns:r="http://schemas.openxmlformats.org/officeDocument/2006/relationships" xmlns:m="http://schemas.openxmlformats.org/officeDocument/2006/math" xmlns:v="urn:schemas-microsoft-com:vml" xmlns:wp14="http://schemas.microsoft.com/office/word/2010/wordprocessingDrawing" xmlns:wp="http://schemas.openxmlformats.org/drawingml/2006/wordprocessingDrawing" xmlns:w10="urn:schemas-microsoft-com:office:word" xmlns:w="http://schemas.openxmlformats.org/wordprocessingml/2006/main" xmlns:w14="http://schemas.microsoft.com/office/word/2010/wordml" xmlns:w15="http://schemas.microsoft.com/office/word/2012/wordml" xmlns:w16cex="http://schemas.microsoft.com/office/word/2018/wordml/cex" xmlns:w16cid="http://schemas.microsoft.com/office/word/2016/wordml/cid" xmlns:w16="http://schemas.microsoft.com/office/word/2018/wordml" xmlns:w16sdtdh="http://schemas.microsoft.com/office/word/2020/wordml/sdtdatahash" xmlns:w16se="http://schemas.microsoft.com/office/word/2015/wordml/symex" xmlns:wpg="http://schemas.microsoft.com/office/word/2010/wordprocessingGroup" xmlns:wpi="http://schemas.microsoft.com/office/word/2010/wordprocessingInk" xmlns:wne="http://schemas.microsoft.com/office/word/2006/wordml" xmlns:wps="http://schemas.microsoft.com/office/word/2010/wordprocessingShape" mc:Ignorable="w14 w15 w16se w16cid w16 w16cex w16sdtdh wp14">
+<w:hdr xmlns:wpc="http://schemas.microsoft.com/office/word/2010/wordprocessingCanvas" xmlns:cx="http://schemas.microsoft.com/office/drawing/2014/chartex" xmlns:cx1="http://schemas.microsoft.com/office/drawing/2015/9/8/chartex" xmlns:cx2="http://schemas.microsoft.com/office/drawing/2015/10/21/chartex" xmlns:cx3="http://schemas.microsoft.com/office/drawing/2016/5/9/chartex" xmlns:cx4="http://schemas.microsoft.com/office/drawing/2016/5/10/chartex" xmlns:cx5="http://schemas.microsoft.com/office/drawing/2016/5/11/chartex" xmlns:cx6="http://schemas.microsoft.com/office/drawing/2016/5/12/chartex" xmlns:cx7="http://schemas.microsoft.com/office/drawing/2016/5/13/chartex" xmlns:cx8="http://schemas.microsoft.com/office/drawing/2016/5/14/chartex" xmlns:mc="http://schemas.openxmlformats.org/markup-compatibility/2006" xmlns:aink="http://schemas.microsoft.com/office/drawing/2016/ink" xmlns:am3d="http://schemas.microsoft.com/office/drawing/2017/model3d" xmlns:o="urn:schemas-microsoft-com:office:office" xmlns:oel="http://schemas.microsoft.com/office/2019/extlst" xmlns:r="http://schemas.openxmlformats.org/officeDocument/2006/relationships" xmlns:m="http://schemas.openxmlformats.org/officeDocument/2006/math" xmlns:v="urn:schemas-microsoft-com:vml" xmlns:wp14="http://schemas.microsoft.com/office/word/2010/wordprocessingDrawing" xmlns:wp="http://schemas.openxmlformats.org/drawingml/2006/wordprocessingDrawing" xmlns:w10="urn:schemas-microsoft-com:office:word" xmlns:w="http://schemas.openxmlformats.org/wordprocessingml/2006/main" xmlns:w14="http://schemas.microsoft.com/office/word/2010/wordml" xmlns:w15="http://schemas.microsoft.com/office/word/2012/wordml" xmlns:w16cex="http://schemas.microsoft.com/office/word/2018/wordml/cex" xmlns:w16cid="http://schemas.microsoft.com/office/word/2016/wordml/cid" xmlns:w16="http://schemas.microsoft.com/office/word/2018/wordml" xmlns:w16du="http://schemas.microsoft.com/office/word/2023/wordml/word16du" xmlns:w16sdtdh="http://schemas.microsoft.com/office/word/2020/wordml/sdtdatahash" xmlns:w16sdtfl="http://schemas.microsoft.com/office/word/2024/wordml/sdtformatlock" xmlns:w16se="http://schemas.microsoft.com/office/word/2015/wordml/symex" xmlns:wpg="http://schemas.microsoft.com/office/word/2010/wordprocessingGroup" xmlns:wpi="http://schemas.microsoft.com/office/word/2010/wordprocessingInk" xmlns:wne="http://schemas.microsoft.com/office/word/2006/wordml" xmlns:wps="http://schemas.microsoft.com/office/word/2010/wordprocessingShape" mc:Ignorable="w14 w15 w16se w16cid w16 w16cex w16sdtdh w16sdtfl w16du wp14">
   <w:p>
     <w:pPr>
       <w:pStyle w:val="Header"/>
@@ -344,7 +381,7 @@
 </file>
 
 <file path=word/header2.xml><?xml version="1.0" encoding="utf-8"?>
-<w:hdr xmlns:wpc="http://schemas.microsoft.com/office/word/2010/wordprocessingCanvas" xmlns:cx="http://schemas.microsoft.com/office/drawing/2014/chartex" xmlns:cx1="http://schemas.microsoft.com/office/drawing/2015/9/8/chartex" xmlns:cx2="http://schemas.microsoft.com/office/drawing/2015/10/21/chartex" xmlns:cx3="http://schemas.microsoft.com/office/drawing/2016/5/9/chartex" xmlns:cx4="http://schemas.microsoft.com/office/drawing/2016/5/10/chartex" xmlns:cx5="http://schemas.microsoft.com/office/drawing/2016/5/11/chartex" xmlns:cx6="http://schemas.microsoft.com/office/drawing/2016/5/12/chartex" xmlns:cx7="http://schemas.microsoft.com/office/drawing/2016/5/13/chartex" xmlns:cx8="http://schemas.microsoft.com/office/drawing/2016/5/14/chartex" xmlns:mc="http://schemas.openxmlformats.org/markup-compatibility/2006" xmlns:aink="http://schemas.microsoft.com/office/drawing/2016/ink" xmlns:am3d="http://schemas.microsoft.com/office/drawing/2017/model3d" xmlns:o="urn:schemas-microsoft-com:office:office" xmlns:oel="http://schemas.microsoft.com/office/2019/extlst" xmlns:r="http://schemas.openxmlformats.org/officeDocument/2006/relationships" xmlns:m="http://schemas.openxmlformats.org/officeDocument/2006/math" xmlns:v="urn:schemas-microsoft-com:vml" xmlns:wp14="http://schemas.microsoft.com/office/word/2010/wordprocessingDrawing" xmlns:wp="http://schemas.openxmlformats.org/drawingml/2006/wordprocessingDrawing" xmlns:w10="urn:schemas-microsoft-com:office:word" xmlns:w="http://schemas.openxmlformats.org/wordprocessingml/2006/main" xmlns:w14="http://schemas.microsoft.com/office/word/2010/wordml" xmlns:w15="http://schemas.microsoft.com/office/word/2012/wordml" xmlns:w16cex="http://schemas.microsoft.com/office/word/2018/wordml/cex" xmlns:w16cid="http://schemas.microsoft.com/office/word/2016/wordml/cid" xmlns:w16="http://schemas.microsoft.com/office/word/2018/wordml" xmlns:w16sdtdh="http://schemas.microsoft.com/office/word/2020/wordml/sdtdatahash" xmlns:w16se="http://schemas.microsoft.com/office/word/2015/wordml/symex" xmlns:wpg="http://schemas.microsoft.com/office/word/2010/wordprocessingGroup" xmlns:wpi="http://schemas.microsoft.com/office/word/2010/wordprocessingInk" xmlns:wne="http://schemas.microsoft.com/office/word/2006/wordml" xmlns:wps="http://schemas.microsoft.com/office/word/2010/wordprocessingShape" mc:Ignorable="w14 w15 w16se w16cid w16 w16cex w16sdtdh wp14">
+<w:hdr xmlns:wpc="http://schemas.microsoft.com/office/word/2010/wordprocessingCanvas" xmlns:cx="http://schemas.microsoft.com/office/drawing/2014/chartex" xmlns:cx1="http://schemas.microsoft.com/office/drawing/2015/9/8/chartex" xmlns:cx2="http://schemas.microsoft.com/office/drawing/2015/10/21/chartex" xmlns:cx3="http://schemas.microsoft.com/office/drawing/2016/5/9/chartex" xmlns:cx4="http://schemas.microsoft.com/office/drawing/2016/5/10/chartex" xmlns:cx5="http://schemas.microsoft.com/office/drawing/2016/5/11/chartex" xmlns:cx6="http://schemas.microsoft.com/office/drawing/2016/5/12/chartex" xmlns:cx7="http://schemas.microsoft.com/office/drawing/2016/5/13/chartex" xmlns:cx8="http://schemas.microsoft.com/office/drawing/2016/5/14/chartex" xmlns:mc="http://schemas.openxmlformats.org/markup-compatibility/2006" xmlns:aink="http://schemas.microsoft.com/office/drawing/2016/ink" xmlns:am3d="http://schemas.microsoft.com/office/drawing/2017/model3d" xmlns:o="urn:schemas-microsoft-com:office:office" xmlns:oel="http://schemas.microsoft.com/office/2019/extlst" xmlns:r="http://schemas.openxmlformats.org/officeDocument/2006/relationships" xmlns:m="http://schemas.openxmlformats.org/officeDocument/2006/math" xmlns:v="urn:schemas-microsoft-com:vml" xmlns:wp14="http://schemas.microsoft.com/office/word/2010/wordprocessingDrawing" xmlns:wp="http://schemas.openxmlformats.org/drawingml/2006/wordprocessingDrawing" xmlns:w10="urn:schemas-microsoft-com:office:word" xmlns:w="http://schemas.openxmlformats.org/wordprocessingml/2006/main" xmlns:w14="http://schemas.microsoft.com/office/word/2010/wordml" xmlns:w15="http://schemas.microsoft.com/office/word/2012/wordml" xmlns:w16cex="http://schemas.microsoft.com/office/word/2018/wordml/cex" xmlns:w16cid="http://schemas.microsoft.com/office/word/2016/wordml/cid" xmlns:w16="http://schemas.microsoft.com/office/word/2018/wordml" xmlns:w16du="http://schemas.microsoft.com/office/word/2023/wordml/word16du" xmlns:w16sdtdh="http://schemas.microsoft.com/office/word/2020/wordml/sdtdatahash" xmlns:w16sdtfl="http://schemas.microsoft.com/office/word/2024/wordml/sdtformatlock" xmlns:w16se="http://schemas.microsoft.com/office/word/2015/wordml/symex" xmlns:wpg="http://schemas.microsoft.com/office/word/2010/wordprocessingGroup" xmlns:wpi="http://schemas.microsoft.com/office/word/2010/wordprocessingInk" xmlns:wne="http://schemas.microsoft.com/office/word/2006/wordml" xmlns:wps="http://schemas.microsoft.com/office/word/2010/wordprocessingShape" mc:Ignorable="w14 w15 w16se w16cid w16 w16cex w16sdtdh w16sdtfl w16du wp14">
   <w:p>
     <w:pPr>
       <w:pStyle w:val="Header"/>
@@ -355,7 +392,7 @@
 </file>
 
 <file path=word/header3.xml><?xml version="1.0" encoding="utf-8"?>
-<w:hdr xmlns:wpc="http://schemas.microsoft.com/office/word/2010/wordprocessingCanvas" xmlns:cx="http://schemas.microsoft.com/office/drawing/2014/chartex" xmlns:cx1="http://schemas.microsoft.com/office/drawing/2015/9/8/chartex" xmlns:cx2="http://schemas.microsoft.com/office/drawing/2015/10/21/chartex" xmlns:cx3="http://schemas.microsoft.com/office/drawing/2016/5/9/chartex" xmlns:cx4="http://schemas.microsoft.com/office/drawing/2016/5/10/chartex" xmlns:cx5="http://schemas.microsoft.com/office/drawing/2016/5/11/chartex" xmlns:cx6="http://schemas.microsoft.com/office/drawing/2016/5/12/chartex" xmlns:cx7="http://schemas.microsoft.com/office/drawing/2016/5/13/chartex" xmlns:cx8="http://schemas.microsoft.com/office/drawing/2016/5/14/chartex" xmlns:mc="http://schemas.openxmlformats.org/markup-compatibility/2006" xmlns:aink="http://schemas.microsoft.com/office/drawing/2016/ink" xmlns:am3d="http://schemas.microsoft.com/office/drawing/2017/model3d" xmlns:o="urn:schemas-microsoft-com:office:office" xmlns:oel="http://schemas.microsoft.com/office/2019/extlst" xmlns:r="http://schemas.openxmlformats.org/officeDocument/2006/relationships" xmlns:m="http://schemas.openxmlformats.org/officeDocument/2006/math" xmlns:v="urn:schemas-microsoft-com:vml" xmlns:wp14="http://schemas.microsoft.com/office/word/2010/wordprocessingDrawing" xmlns:wp="http://schemas.openxmlformats.org/drawingml/2006/wordprocessingDrawing" xmlns:w10="urn:schemas-microsoft-com:office:word" xmlns:w="http://schemas.openxmlformats.org/wordprocessingml/2006/main" xmlns:w14="http://schemas.microsoft.com/office/word/2010/wordml" xmlns:w15="http://schemas.microsoft.com/office/word/2012/wordml" xmlns:w16cex="http://schemas.microsoft.com/office/word/2018/wordml/cex" xmlns:w16cid="http://schemas.microsoft.com/office/word/2016/wordml/cid" xmlns:w16="http://schemas.microsoft.com/office/word/2018/wordml" xmlns:w16sdtdh="http://schemas.microsoft.com/office/word/2020/wordml/sdtdatahash" xmlns:w16se="http://schemas.microsoft.com/office/word/2015/wordml/symex" xmlns:wpg="http://schemas.microsoft.com/office/word/2010/wordprocessingGroup" xmlns:wpi="http://schemas.microsoft.com/office/word/2010/wordprocessingInk" xmlns:wne="http://schemas.microsoft.com/office/word/2006/wordml" xmlns:wps="http://schemas.microsoft.com/office/word/2010/wordprocessingShape" mc:Ignorable="w14 w15 w16se w16cid w16 w16cex w16sdtdh wp14">
+<w:hdr xmlns:wpc="http://schemas.microsoft.com/office/word/2010/wordprocessingCanvas" xmlns:cx="http://schemas.microsoft.com/office/drawing/2014/chartex" xmlns:cx1="http://schemas.microsoft.com/office/drawing/2015/9/8/chartex" xmlns:cx2="http://schemas.microsoft.com/office/drawing/2015/10/21/chartex" xmlns:cx3="http://schemas.microsoft.com/office/drawing/2016/5/9/chartex" xmlns:cx4="http://schemas.microsoft.com/office/drawing/2016/5/10/chartex" xmlns:cx5="http://schemas.microsoft.com/office/drawing/2016/5/11/chartex" xmlns:cx6="http://schemas.microsoft.com/office/drawing/2016/5/12/chartex" xmlns:cx7="http://schemas.microsoft.com/office/drawing/2016/5/13/chartex" xmlns:cx8="http://schemas.microsoft.com/office/drawing/2016/5/14/chartex" xmlns:mc="http://schemas.openxmlformats.org/markup-compatibility/2006" xmlns:aink="http://schemas.microsoft.com/office/drawing/2016/ink" xmlns:am3d="http://schemas.microsoft.com/office/drawing/2017/model3d" xmlns:o="urn:schemas-microsoft-com:office:office" xmlns:oel="http://schemas.microsoft.com/office/2019/extlst" xmlns:r="http://schemas.openxmlformats.org/officeDocument/2006/relationships" xmlns:m="http://schemas.openxmlformats.org/officeDocument/2006/math" xmlns:v="urn:schemas-microsoft-com:vml" xmlns:wp14="http://schemas.microsoft.com/office/word/2010/wordprocessingDrawing" xmlns:wp="http://schemas.openxmlformats.org/drawingml/2006/wordprocessingDrawing" xmlns:w10="urn:schemas-microsoft-com:office:word" xmlns:w="http://schemas.openxmlformats.org/wordprocessingml/2006/main" xmlns:w14="http://schemas.microsoft.com/office/word/2010/wordml" xmlns:w15="http://schemas.microsoft.com/office/word/2012/wordml" xmlns:w16cex="http://schemas.microsoft.com/office/word/2018/wordml/cex" xmlns:w16cid="http://schemas.microsoft.com/office/word/2016/wordml/cid" xmlns:w16="http://schemas.microsoft.com/office/word/2018/wordml" xmlns:w16du="http://schemas.microsoft.com/office/word/2023/wordml/word16du" xmlns:w16sdtdh="http://schemas.microsoft.com/office/word/2020/wordml/sdtdatahash" xmlns:w16sdtfl="http://schemas.microsoft.com/office/word/2024/wordml/sdtformatlock" xmlns:w16se="http://schemas.microsoft.com/office/word/2015/wordml/symex" xmlns:wpg="http://schemas.microsoft.com/office/word/2010/wordprocessingGroup" xmlns:wpi="http://schemas.microsoft.com/office/word/2010/wordprocessingInk" xmlns:wne="http://schemas.microsoft.com/office/word/2006/wordml" xmlns:wps="http://schemas.microsoft.com/office/word/2010/wordprocessingShape" mc:Ignorable="w14 w15 w16se w16cid w16 w16cex w16sdtdh w16sdtfl w16du wp14">
   <w:p>
     <w:pPr>
       <w:pStyle w:val="Header"/>
@@ -364,7 +401,7 @@
     <w:r>
       <w:tab/>
       <w:tab/>
-      <w:t>2026-06-17</w:t>
+      <w:t>2026-06-18</w:t>
       <w:br/>
       <w:br/>
     </w:r>
@@ -377,7 +414,7 @@
 </file>
 
 <file path=word/numbering.xml><?xml version="1.0" encoding="utf-8"?>
-<w:numbering xmlns:wpc="http://schemas.microsoft.com/office/word/2010/wordprocessingCanvas" xmlns:cx="http://schemas.microsoft.com/office/drawing/2014/chartex" xmlns:cx1="http://schemas.microsoft.com/office/drawing/2015/9/8/chartex" xmlns:cx2="http://schemas.microsoft.com/office/drawing/2015/10/21/chartex" xmlns:cx3="http://schemas.microsoft.com/office/drawing/2016/5/9/chartex" xmlns:cx4="http://schemas.microsoft.com/office/drawing/2016/5/10/chartex" xmlns:cx5="http://schemas.microsoft.com/office/drawing/2016/5/11/chartex" xmlns:cx6="http://schemas.microsoft.com/office/drawing/2016/5/12/chartex" xmlns:cx7="http://schemas.microsoft.com/office/drawing/2016/5/13/chartex" xmlns:cx8="http://schemas.microsoft.com/office/drawing/2016/5/14/chartex" xmlns:mc="http://schemas.openxmlformats.org/markup-compatibility/2006" xmlns:aink="http://schemas.microsoft.com/office/drawing/2016/ink" xmlns:am3d="http://schemas.microsoft.com/office/drawing/2017/model3d" xmlns:o="urn:schemas-microsoft-com:office:office" xmlns:oel="http://schemas.microsoft.com/office/2019/extlst" xmlns:r="http://schemas.openxmlformats.org/officeDocument/2006/relationships" xmlns:m="http://schemas.openxmlformats.org/officeDocument/2006/math" xmlns:v="urn:schemas-microsoft-com:vml" xmlns:wp14="http://schemas.microsoft.com/office/word/2010/wordprocessingDrawing" xmlns:wp="http://schemas.openxmlformats.org/drawingml/2006/wordprocessingDrawing" xmlns:w10="urn:schemas-microsoft-com:office:word" xmlns:w="http://schemas.openxmlformats.org/wordprocessingml/2006/main" xmlns:w14="http://schemas.microsoft.com/office/word/2010/wordml" xmlns:w15="http://schemas.microsoft.com/office/word/2012/wordml" xmlns:w16cex="http://schemas.microsoft.com/office/word/2018/wordml/cex" xmlns:w16cid="http://schemas.microsoft.com/office/word/2016/wordml/cid" xmlns:w16="http://schemas.microsoft.com/office/word/2018/wordml" xmlns:w16sdtdh="http://schemas.microsoft.com/office/word/2020/wordml/sdtdatahash" xmlns:w16se="http://schemas.microsoft.com/office/word/2015/wordml/symex" xmlns:wpg="http://schemas.microsoft.com/office/word/2010/wordprocessingGroup" xmlns:wpi="http://schemas.microsoft.com/office/word/2010/wordprocessingInk" xmlns:wne="http://schemas.microsoft.com/office/word/2006/wordml" xmlns:wps="http://schemas.microsoft.com/office/word/2010/wordprocessingShape" mc:Ignorable="w14 w15 w16se w16cid w16 w16cex w16sdtdh wp14">
+<w:numbering xmlns:wpc="http://schemas.microsoft.com/office/word/2010/wordprocessingCanvas" xmlns:cx="http://schemas.microsoft.com/office/drawing/2014/chartex" xmlns:cx1="http://schemas.microsoft.com/office/drawing/2015/9/8/chartex" xmlns:cx2="http://schemas.microsoft.com/office/drawing/2015/10/21/chartex" xmlns:cx3="http://schemas.microsoft.com/office/drawing/2016/5/9/chartex" xmlns:cx4="http://schemas.microsoft.com/office/drawing/2016/5/10/chartex" xmlns:cx5="http://schemas.microsoft.com/office/drawing/2016/5/11/chartex" xmlns:cx6="http://schemas.microsoft.com/office/drawing/2016/5/12/chartex" xmlns:cx7="http://schemas.microsoft.com/office/drawing/2016/5/13/chartex" xmlns:cx8="http://schemas.microsoft.com/office/drawing/2016/5/14/chartex" xmlns:mc="http://schemas.openxmlformats.org/markup-compatibility/2006" xmlns:aink="http://schemas.microsoft.com/office/drawing/2016/ink" xmlns:am3d="http://schemas.microsoft.com/office/drawing/2017/model3d" xmlns:o="urn:schemas-microsoft-com:office:office" xmlns:oel="http://schemas.microsoft.com/office/2019/extlst" xmlns:r="http://schemas.openxmlformats.org/officeDocument/2006/relationships" xmlns:m="http://schemas.openxmlformats.org/officeDocument/2006/math" xmlns:v="urn:schemas-microsoft-com:vml" xmlns:wp14="http://schemas.microsoft.com/office/word/2010/wordprocessingDrawing" xmlns:wp="http://schemas.openxmlformats.org/drawingml/2006/wordprocessingDrawing" xmlns:w10="urn:schemas-microsoft-com:office:word" xmlns:w="http://schemas.openxmlformats.org/wordprocessingml/2006/main" xmlns:w14="http://schemas.microsoft.com/office/word/2010/wordml" xmlns:w15="http://schemas.microsoft.com/office/word/2012/wordml" xmlns:w16cex="http://schemas.microsoft.com/office/word/2018/wordml/cex" xmlns:w16cid="http://schemas.microsoft.com/office/word/2016/wordml/cid" xmlns:w16="http://schemas.microsoft.com/office/word/2018/wordml" xmlns:w16du="http://schemas.microsoft.com/office/word/2023/wordml/word16du" xmlns:w16sdtdh="http://schemas.microsoft.com/office/word/2020/wordml/sdtdatahash" xmlns:w16sdtfl="http://schemas.microsoft.com/office/word/2024/wordml/sdtformatlock" xmlns:w16se="http://schemas.microsoft.com/office/word/2015/wordml/symex" xmlns:wpg="http://schemas.microsoft.com/office/word/2010/wordprocessingGroup" xmlns:wpi="http://schemas.microsoft.com/office/word/2010/wordprocessingInk" xmlns:wne="http://schemas.microsoft.com/office/word/2006/wordml" xmlns:wps="http://schemas.microsoft.com/office/word/2010/wordprocessingShape" mc:Ignorable="w14 w15 w16se w16cid w16 w16cex w16sdtdh w16sdtfl w16du wp14">
   <w:abstractNum w:abstractNumId="0" w15:restartNumberingAfterBreak="0">
     <w:nsid w:val="FFFFFF7C"/>
     <w:multiLevelType w:val="singleLevel"/>
@@ -580,7 +617,7 @@
 </file>
 
 <file path=word/styles.xml><?xml version="1.0" encoding="utf-8"?>
-<w:styles xmlns:mc="http://schemas.openxmlformats.org/markup-compatibility/2006" xmlns:r="http://schemas.openxmlformats.org/officeDocument/2006/relationships" xmlns:w="http://schemas.openxmlformats.org/wordprocessingml/2006/main" xmlns:w14="http://schemas.microsoft.com/office/word/2010/wordml" xmlns:w15="http://schemas.microsoft.com/office/word/2012/wordml" xmlns:w16cex="http://schemas.microsoft.com/office/word/2018/wordml/cex" xmlns:w16cid="http://schemas.microsoft.com/office/word/2016/wordml/cid" xmlns:w16="http://schemas.microsoft.com/office/word/2018/wordml" xmlns:w16sdtdh="http://schemas.microsoft.com/office/word/2020/wordml/sdtdatahash" xmlns:w16se="http://schemas.microsoft.com/office/word/2015/wordml/symex" mc:Ignorable="w14 w15 w16se w16cid w16 w16cex w16sdtdh">
+<w:styles xmlns:mc="http://schemas.openxmlformats.org/markup-compatibility/2006" xmlns:r="http://schemas.openxmlformats.org/officeDocument/2006/relationships" xmlns:w="http://schemas.openxmlformats.org/wordprocessingml/2006/main" xmlns:w14="http://schemas.microsoft.com/office/word/2010/wordml" xmlns:w15="http://schemas.microsoft.com/office/word/2012/wordml" xmlns:w16cex="http://schemas.microsoft.com/office/word/2018/wordml/cex" xmlns:w16cid="http://schemas.microsoft.com/office/word/2016/wordml/cid" xmlns:w16="http://schemas.microsoft.com/office/word/2018/wordml" xmlns:w16du="http://schemas.microsoft.com/office/word/2023/wordml/word16du" xmlns:w16sdtdh="http://schemas.microsoft.com/office/word/2020/wordml/sdtdatahash" xmlns:w16sdtfl="http://schemas.microsoft.com/office/word/2024/wordml/sdtformatlock" xmlns:w16se="http://schemas.microsoft.com/office/word/2015/wordml/symex" mc:Ignorable="w14 w15 w16se w16cid w16 w16cex w16sdtdh w16sdtfl w16du">
   <w:docDefaults>
     <w:rPrDefault>
       <w:rPr>
@@ -1338,7 +1375,7 @@
     <w:link w:val="TitleChar"/>
     <w:uiPriority w:val="10"/>
     <w:qFormat/>
-    <w:rsid w:val="007106C8"/>
+    <w:rsid w:val="00E854FA"/>
     <w:pPr>
       <w:spacing w:after="300" w:line="240" w:lineRule="auto"/>
       <w:contextualSpacing/>
@@ -1348,7 +1385,7 @@
       <w:rFonts w:eastAsiaTheme="majorEastAsia" w:cstheme="majorBidi"/>
       <w:spacing w:val="5"/>
       <w:kern w:val="28"/>
-      <w:sz w:val="52"/>
+      <w:sz w:val="40"/>
       <w:szCs w:val="52"/>
       <w:lang w:val="sv-SE" w:eastAsia="en-US" w:bidi="ar-SA"/>
     </w:rPr>
@@ -1358,12 +1395,12 @@
     <w:basedOn w:val="DefaultParagraphFont"/>
     <w:link w:val="Title"/>
     <w:uiPriority w:val="10"/>
-    <w:rsid w:val="007106C8"/>
+    <w:rsid w:val="00E854FA"/>
     <w:rPr>
       <w:rFonts w:ascii="Times New Roman" w:eastAsiaTheme="majorEastAsia" w:hAnsi="Times New Roman" w:cstheme="majorBidi"/>
       <w:spacing w:val="5"/>
       <w:kern w:val="28"/>
-      <w:sz w:val="52"/>
+      <w:sz w:val="40"/>
       <w:szCs w:val="52"/>
       <w:lang w:val="sv-SE" w:eastAsia="en-US" w:bidi="ar-SA"/>
     </w:rPr>

--- a/tillsyn/A 63152-2025 tillsynsbegäran.docx
+++ b/tillsyn/A 63152-2025 tillsynsbegäran.docx
@@ -401,7 +401,7 @@
     <w:r>
       <w:tab/>
       <w:tab/>
-      <w:t>2026-06-18</w:t>
+      <w:t>2026-06-19</w:t>
       <w:br/>
       <w:br/>
     </w:r>

--- a/tillsyn/A 63152-2025 tillsynsbegäran.docx
+++ b/tillsyn/A 63152-2025 tillsynsbegäran.docx
@@ -401,7 +401,7 @@
     <w:r>
       <w:tab/>
       <w:tab/>
-      <w:t>2026-06-19</w:t>
+      <w:t>2026-06-20</w:t>
       <w:br/>
       <w:br/>
     </w:r>

--- a/tillsyn/A 63152-2025 tillsynsbegäran.docx
+++ b/tillsyn/A 63152-2025 tillsynsbegäran.docx
@@ -12,10 +12,7 @@
     </w:p>
     <w:p>
       <w:r>
-        <w:t>Detta dokument behandlar höga naturvärden i avverkningsanmälan A 63152-2025 i Gotlands kommun som inkom 2025-12-19 och omfattar 1,5 ha.</w:t>
-      </w:r>
-      <w:r>
-        <w:t xml:space="preserve"> I Figur 1 visas fyndplatser för naturvårdsarter i området, som finns registrerade på Artportalen.</w:t>
+        <w:t>Denna tillsynsbegäran behandlar höga naturvärden i avverkningsanmälan A 63152-2025 i Gotlands kommun som inkom 2025-12-19 och omfattar 1,5 ha.</w:t>
       </w:r>
     </w:p>
     <w:p>
@@ -63,7 +60,20 @@
         <w:spacing w:after="240"/>
       </w:pPr>
       <w:r>
-        <w:t>Figur 1. Fyndplatser för naturvårdsarter i och inom 3 meter från avverkningsanmälan (röd linje). Inom parentes anges rödlistekategorier, S för signalarter, Tför typiska arter och fridlysningsparagrafer i artskyddsförordningen.Markörer utan svart kant är placerade på fyndplatsen. Markörer med svart kant är placerade vid sidan av fyndplatsen och har ett svart streck som visar fyndplatsens exakta position. Kartans mittpunktskoordinat är N 6368356, E 716880 i SWEREF 99 TM.</w:t>
+        <w:t>Figur 1. Fyndplatser för naturvårdsarter i och inom 3 meter från avverkningsanmälan. Markörer utan svart kant är placerade på fyndplatsen. Markörer med svart kant är placerade vid sidan av fyndplatsen har ett svart streck som visar fyndplatsens exakta position. Kartans mittpunktskoordinat är N 6368356, E 716880 i SWEREF 99 TM.</w:t>
+      </w:r>
+    </w:p>
+    <w:p>
+      <w:r>
+        <w:t>I och inom 3 meter från avverkningsanmälan finns fynd av 6 naturvårdsarter, varav 2 är rödlistade, 3 är fridlysta, 2 är typiska (T) och 1 är signalart (S): berggräsfjäril (NT), svinrot (NT), nästrot (S, §8), spillkråka (T, §4), sälg (T) och sankt pers nycklar (§8). Se Figur 1.</w:t>
+      </w:r>
+    </w:p>
+    <w:p>
+      <w:pPr>
+        <w:pStyle w:val="Heading1"/>
+      </w:pPr>
+      <w:r>
+        <w:t>Tillsynsbegäran</w:t>
       </w:r>
     </w:p>
     <w:p>
@@ -77,53 +87,16 @@
       </w:r>
     </w:p>
     <w:p>
-      <w:r>
-        <w:t>Nedan beskrivs fynd av naturvårdsarter och fridlysta arter som gjorts i det avverkningsanmälda området. I BILAGA 1 finns artfakta om fridlysta arter.</w:t>
-      </w:r>
-    </w:p>
-    <w:p>
       <w:pPr>
         <w:pStyle w:val="Heading1"/>
       </w:pPr>
       <w:r>
-        <w:t>Naturvårdsarter</w:t>
+        <w:t>Naturvårdsarter och fridlysta arter</w:t>
       </w:r>
     </w:p>
     <w:p>
       <w:r>
-        <w:t>I och inom 3 meter från avverkningsanmälan har följande 6 naturvårdsarter hittats: berggräsfjäril (NT), svinrot (NT), nästrot (S, §8), spillkråka (T, §4), sälg (T) och sankt pers nycklar (§8). Av dessa är 2 rödlistade. För rödlistade arter har rödlistekategorin angivits inom parentes. Arter som är signalarter enligt Skogsstyrelsen har markerats med (S). Typiska arter inom Natura 2000 som är kopplade till skogsekosystem har markerats med (T). För fridlysta arter anges även paragrafen i Artskyddsförordningen som arten är fridlyst enligt.</w:t>
-      </w:r>
-    </w:p>
-    <w:p>
-      <w:r>
-        <w:t>De påträffade naturvårdsarterna är ett tydligt kvitto på att det rör sig om en skog med höga naturvärden.</w:t>
-      </w:r>
-    </w:p>
-    <w:p>
-      <w:pPr>
-        <w:pStyle w:val="Heading2"/>
-      </w:pPr>
-      <w:r>
-        <w:t>Fridlysta arter</w:t>
-      </w:r>
-    </w:p>
-    <w:p>
-      <w:r>
-        <w:t>Följande fridlysta arter har sina livsmiljöer och växtplatser i den avverkningsanmälda skogen: nästrot (S, §8), spillkråka (T, §4) och sankt pers nycklar (§8).</w:t>
-      </w:r>
-    </w:p>
-    <w:p>
-      <w:r>
-        <w:t xml:space="preserve">Observera att medlemsländerna är skyldiga att agera i enlighet med EU:s fågeldirektiv där det uttryckligen står att direktivet gäller för fåglar samt för deras ägg, bon och </w:t>
-      </w:r>
-      <w:r>
-        <w:rPr>
-          <w:b/>
-        </w:rPr>
-        <w:t xml:space="preserve">livsmiljöer </w:t>
-      </w:r>
-      <w:r>
-        <w:t>(artikel 1). Vidare att de åtgärder som vidtas inte får leda till en försämring av den nuvarande situationen beträffande bevarandet av de fågelarter som avses i artikel 1 (artikel 13). Fågeldirektivet är styrande för tillsynsansvariga myndigheters ärendehantering, ställningstaganden och beslutsfattande.</w:t>
+        <w:t>Nedan följer beskrivningar av de naturvårdsarter och fridlysta arter som har sina livsmiljöer och växtplatser i den avverkningsanmälda skogen. Se även ytterligare artfakta i BILAGA 1. De påträffade naturvårdsarterna är ett tydligt kvitto på att det rör sig om en skog med höga naturvärden.</w:t>
       </w:r>
     </w:p>
     <w:p>
@@ -157,19 +130,6 @@
     </w:p>
     <w:p>
       <w:r>
-        <w:t>I BILAGA 1 finns mer detaljerad information om ekologi samt krav på livsmiljö hos fridlysta arter.</w:t>
-      </w:r>
-    </w:p>
-    <w:p>
-      <w:pPr>
-        <w:pStyle w:val="Heading2"/>
-      </w:pPr>
-      <w:r>
-        <w:t>Övriga naturvårdsarter</w:t>
-      </w:r>
-    </w:p>
-    <w:p>
-      <w:r>
         <w:rPr>
           <w:b/>
         </w:rPr>
@@ -186,6 +146,28 @@
       </w:r>
       <w:r>
         <w:t>(SLU Artdatabanken, 2025).</w:t>
+      </w:r>
+    </w:p>
+    <w:p>
+      <w:pPr>
+        <w:pStyle w:val="Heading1"/>
+      </w:pPr>
+      <w:r>
+        <w:t>EU:s fågeldirektiv</w:t>
+      </w:r>
+    </w:p>
+    <w:p>
+      <w:r>
+        <w:t xml:space="preserve">Europeiska unionens medlemsländer är skyldiga att agera i enlighet med EU:s fågeldirektiv där det uttryckligen står att direktivet gäller för fåglar samt för deras ägg, bon och </w:t>
+      </w:r>
+      <w:r>
+        <w:rPr>
+          <w:b/>
+        </w:rPr>
+        <w:t xml:space="preserve">livsmiljöer </w:t>
+      </w:r>
+      <w:r>
+        <w:t>(artikel 1). Vidare att de åtgärder som vidtas inte får leda till en försämring av den nuvarande situationen beträffande bevarandet av de fågelarter som avses i artikel 1 (artikel 13). Fågeldirektivet är styrande för tillsynsansvariga myndigheters ärendehantering, ställningstaganden och beslutsfattande.</w:t>
       </w:r>
     </w:p>
     <w:p>
@@ -401,7 +383,7 @@
     <w:r>
       <w:tab/>
       <w:tab/>
-      <w:t>2026-06-20</w:t>
+      <w:t>2026-06-21</w:t>
       <w:br/>
       <w:br/>
     </w:r>

--- a/tillsyn/A 63152-2025 tillsynsbegäran.docx
+++ b/tillsyn/A 63152-2025 tillsynsbegäran.docx
@@ -383,7 +383,7 @@
     <w:r>
       <w:tab/>
       <w:tab/>
-      <w:t>2026-06-21</w:t>
+      <w:t>2026-06-22</w:t>
       <w:br/>
       <w:br/>
     </w:r>

--- a/tillsyn/A 63152-2025 tillsynsbegäran.docx
+++ b/tillsyn/A 63152-2025 tillsynsbegäran.docx
@@ -383,7 +383,7 @@
     <w:r>
       <w:tab/>
       <w:tab/>
-      <w:t>2026-06-22</w:t>
+      <w:t>2026-06-23</w:t>
       <w:br/>
       <w:br/>
     </w:r>

--- a/tillsyn/A 63152-2025 tillsynsbegäran.docx
+++ b/tillsyn/A 63152-2025 tillsynsbegäran.docx
@@ -383,7 +383,7 @@
     <w:r>
       <w:tab/>
       <w:tab/>
-      <w:t>2026-06-23</w:t>
+      <w:t>2026-06-24</w:t>
       <w:br/>
       <w:br/>
     </w:r>

--- a/tillsyn/A 63152-2025 tillsynsbegäran.docx
+++ b/tillsyn/A 63152-2025 tillsynsbegäran.docx
@@ -383,7 +383,7 @@
     <w:r>
       <w:tab/>
       <w:tab/>
-      <w:t>2026-06-24</w:t>
+      <w:t>2026-06-25</w:t>
       <w:br/>
       <w:br/>
     </w:r>

--- a/tillsyn/A 63152-2025 tillsynsbegäran.docx
+++ b/tillsyn/A 63152-2025 tillsynsbegäran.docx
@@ -60,12 +60,12 @@
         <w:spacing w:after="240"/>
       </w:pPr>
       <w:r>
-        <w:t>Figur 1. Fyndplatser för naturvårdsarter i och inom 3 meter från avverkningsanmälan. Markörer utan svart kant är placerade på fyndplatsen. Markörer med svart kant är placerade vid sidan av fyndplatsen har ett svart streck som visar fyndplatsens exakta position. Kartans mittpunktskoordinat är N 6368356, E 716880 i SWEREF 99 TM.</w:t>
+        <w:t>Figur 1. Fyndplatser för naturvårdsarter i och inom 17 meter från avverkningsanmälan. Markörer utan svart kant är placerade på fyndplatsen. Markörer med svart kant är placerade vid sidan av fyndplatsen har ett svart streck som visar fyndplatsens exakta position. Kartans mittpunktskoordinat är N 6368356, E 716880 i SWEREF 99 TM.</w:t>
       </w:r>
     </w:p>
     <w:p>
       <w:r>
-        <w:t>I och inom 3 meter från avverkningsanmälan finns fynd av 6 naturvårdsarter, varav 2 är rödlistade, 3 är fridlysta, 2 är typiska (T) och 1 är signalart (S): berggräsfjäril (NT), svinrot (NT), nästrot (S, §8), spillkråka (T, §4), sälg (T) och sankt pers nycklar (§8). Se Figur 1.</w:t>
+        <w:t>I och inom 17 meter från avverkningsanmälan finns fynd av 7 naturvårdsarter, varav 3 är rödlistade, 4 är fridlysta, 2 är typiska (T) och 1 är signalart (S): berggräsfjäril (NT), dårgräsfjäril (NT, §4a), svinrot (NT), nästrot (S, §8), spillkråka (T, §4), sälg (T) och sankt pers nycklar (§8). Se Figur 1.</w:t>
       </w:r>
     </w:p>
     <w:p>
@@ -97,6 +97,17 @@
     <w:p>
       <w:r>
         <w:t>Nedan följer beskrivningar av de naturvårdsarter och fridlysta arter som har sina livsmiljöer och växtplatser i den avverkningsanmälda skogen. Se även ytterligare artfakta i BILAGA 1. De påträffade naturvårdsarterna är ett tydligt kvitto på att det rör sig om en skog med höga naturvärden.</w:t>
+      </w:r>
+    </w:p>
+    <w:p>
+      <w:r>
+        <w:rPr>
+          <w:b/>
+        </w:rPr>
+        <w:t>Dårgräsfjäril (NT, §4a)</w:t>
+      </w:r>
+      <w:r>
+        <w:t xml:space="preserve"> är rödlistad som nära hotad, fridlyst enligt 4a§ artskyddsförordningen och omfattas av bilaga 4 EU:s art- och habitatdirektiv vilket innebär ett strikt skydd där hela livsmiljön ska bevaras. Sedan 2005 omfattas dårgräsfjärilen av ett åtgärdsprogram för hotade arter (SLU Artdatabanken, 2024; Bergman, 2005). Hanar av dårgräsfjärilen ses ofta patrullera längs med bryn och vägar medan ägg-, larv- och puppstadier sker i bryn och i mindre gläntor inne i skogen. Speciellt äggen är uttorkningskänsliga och arten överlever inte kalavverkning (SLU Artdatabanken, 2024).</w:t>
       </w:r>
     </w:p>
     <w:p>
@@ -181,6 +192,107 @@
       </w:pPr>
       <w:r>
         <w:t>BILAGA 1 – Fridlysta arter</w:t>
+      </w:r>
+    </w:p>
+    <w:p>
+      <w:pPr>
+        <w:pStyle w:val="Heading1"/>
+      </w:pPr>
+      <w:r>
+        <w:t>Dårgräsfjäril – ekologi samt krav på livsmiljön</w:t>
+      </w:r>
+    </w:p>
+    <w:p>
+      <w:r>
+        <w:t xml:space="preserve">Dårgräsfjäril </w:t>
+      </w:r>
+      <w:r>
+        <w:rPr>
+          <w:i/>
+        </w:rPr>
+        <w:t>Lopinga achine</w:t>
+      </w:r>
+      <w:r>
+        <w:t xml:space="preserve"> (NT, §4a) är rödlistad som nära hotad, fridlyst enligt 4a§ artskyddsförordningen och omfattas av bilaga 4 EU:s art- och habitatdirektiv vilket innebär ett strikt skydd där hela artens livsmiljö ska bevaras. Sedan 2005 omfattas den av ett åtgärdsprogram (ÅGP) för hotade arter.</w:t>
+      </w:r>
+    </w:p>
+    <w:p>
+      <w:r>
+        <w:t xml:space="preserve">I Sverige förekommer dårgräsfjärilen i Östergötland och på Gotland. Den påträffas i gles skog med riklig förekomst av artens värdväxt lundstarr </w:t>
+      </w:r>
+      <w:r>
+        <w:rPr>
+          <w:i/>
+        </w:rPr>
+        <w:t>Carex montana</w:t>
+      </w:r>
+      <w:r>
+        <w:t>, som trivs på mullrik, gärna kalkhaltig mineraljord. På Gotland förekommer arten i ljus, lågvuxen ängstallskog med buskskikt av brakved, rönn och oxel (SLU Artdatabanken, 2024).</w:t>
+      </w:r>
+    </w:p>
+    <w:p>
+      <w:r>
+        <w:t>Arten är mycket lokaltrogen och en undersökning av fjärilarnas spridningsförmåga med märkning- och återfångstförsök visade att de undviker att flytta längre sträckor, den längsta sträcka som uppmättes var 700 m (Bergman &amp; Landin 2002). De var mer benägna att flytta sig genom skogsmark än över öppen mark. Hanarna patrullerar buskbrynens solexponerade sida på jakt efter oparade honor (SLU Artdatabanken, 2024). Vid äggläggningen släpper honan äggen under flykten i anslutning till bestånd av lundstarr som växer i buskbryn och mindre gläntor inne i skogen. Äggen är känsliga för uttorkning och honan undviker därför att släppa dem alltför långt från skuggivande buskage.</w:t>
+      </w:r>
+    </w:p>
+    <w:p>
+      <w:r>
+        <w:t>Arten hotas av granplantering, slutavverkning, alltför hård röjning och gallring. På fastlandet hotas fjärilen av igenväxning medan gotlandslokalerna inte verkar vara lika starkt utsatta för igenväxning, vilket sannolikt beror på de tunnare jordlagren. På Gotland är det snarare kalhyggesbruk som kan hota arten. På Gotland, där utbredningsområdet är större, är ett försiktigt skogsbruk (plockhuggning) på dårgräsfjärilens lokaler troligen möjligt, förutsatt att det finns orörda lokaler i närheten från vilka den kan återkolonisera områdena efteråt (SLU Artdatabanken, 2024).</w:t>
+      </w:r>
+    </w:p>
+    <w:p>
+      <w:r>
+        <w:t>Dårgräsfjäril är en av de mest hotade dagfjärilarna i Nordvästeuropa. Populationstrenden är kraftigt vikande i Tyskland, Tjeckien, Slovakien, Polen och Österrike och vikande i flertalet övriga länder i Europa utom i europeiska delen av Ryssland, Estland, Lettland och Finland där den är stabil eller expanderande. Arten är försvunnen i Belgien och Bulgarien (SLU Artdatabanken, 2024).</w:t>
+      </w:r>
+    </w:p>
+    <w:p>
+      <w:pPr>
+        <w:pStyle w:val="Heading2"/>
+      </w:pPr>
+      <w:r>
+        <w:t>Referenser – dårgräsfjäril</w:t>
+      </w:r>
+    </w:p>
+    <w:p>
+      <w:r>
+        <w:t xml:space="preserve">Bergman, K.-O., 2005. </w:t>
+      </w:r>
+      <w:r>
+        <w:rPr>
+          <w:i/>
+        </w:rPr>
+        <w:t xml:space="preserve">Åtgärdsprogram för bevarande av dårgräsfjäril (Lopinga achine). </w:t>
+      </w:r>
+      <w:r>
+        <w:t>(5527). Bromma. https://www.naturvardsverket.se/978-91-620-5527-5</w:t>
+      </w:r>
+    </w:p>
+    <w:p>
+      <w:r>
+        <w:t xml:space="preserve">Bergman, K.-O. &amp; Landin, J. (2002). </w:t>
+      </w:r>
+      <w:r>
+        <w:rPr>
+          <w:i/>
+        </w:rPr>
+        <w:t xml:space="preserve">Population structure and movements of a threatened butterfly (Lopinga achine) in a fragmented landscape in Sweden. </w:t>
+      </w:r>
+      <w:r>
+        <w:t>Biological Conservation. 108, 361–369.</w:t>
+      </w:r>
+    </w:p>
+    <w:p>
+      <w:r>
+        <w:t xml:space="preserve">SLU Artdatabanken, 2024. </w:t>
+      </w:r>
+      <w:r>
+        <w:rPr>
+          <w:i/>
+        </w:rPr>
+        <w:t xml:space="preserve">Artfaktablad. Naturvård – artfakta. </w:t>
+      </w:r>
+      <w:r>
+        <w:t>SLU Artdatabanken, Uppsala</w:t>
       </w:r>
     </w:p>
     <w:p>
@@ -383,7 +495,7 @@
     <w:r>
       <w:tab/>
       <w:tab/>
-      <w:t>2026-06-25</w:t>
+      <w:t>2026-06-26</w:t>
       <w:br/>
       <w:br/>
     </w:r>

--- a/tillsyn/A 63152-2025 tillsynsbegäran.docx
+++ b/tillsyn/A 63152-2025 tillsynsbegäran.docx
@@ -495,7 +495,7 @@
     <w:r>
       <w:tab/>
       <w:tab/>
-      <w:t>2026-06-26</w:t>
+      <w:t>2026-06-27</w:t>
       <w:br/>
       <w:br/>
     </w:r>

--- a/tillsyn/A 63152-2025 tillsynsbegäran.docx
+++ b/tillsyn/A 63152-2025 tillsynsbegäran.docx
@@ -495,7 +495,7 @@
     <w:r>
       <w:tab/>
       <w:tab/>
-      <w:t>2026-06-27</w:t>
+      <w:t>2026-06-28</w:t>
       <w:br/>
       <w:br/>
     </w:r>

--- a/tillsyn/A 63152-2025 tillsynsbegäran.docx
+++ b/tillsyn/A 63152-2025 tillsynsbegäran.docx
@@ -495,7 +495,7 @@
     <w:r>
       <w:tab/>
       <w:tab/>
-      <w:t>2026-06-28</w:t>
+      <w:t>2026-06-29</w:t>
       <w:br/>
       <w:br/>
     </w:r>

--- a/tillsyn/A 63152-2025 tillsynsbegäran.docx
+++ b/tillsyn/A 63152-2025 tillsynsbegäran.docx
@@ -495,7 +495,7 @@
     <w:r>
       <w:tab/>
       <w:tab/>
-      <w:t>2026-06-29</w:t>
+      <w:t>2026-06-30</w:t>
       <w:br/>
       <w:br/>
     </w:r>

--- a/tillsyn/A 63152-2025 tillsynsbegäran.docx
+++ b/tillsyn/A 63152-2025 tillsynsbegäran.docx
@@ -495,7 +495,7 @@
     <w:r>
       <w:tab/>
       <w:tab/>
-      <w:t>2026-06-30</w:t>
+      <w:t>2026-07-01</w:t>
       <w:br/>
       <w:br/>
     </w:r>

--- a/tillsyn/A 63152-2025 tillsynsbegäran.docx
+++ b/tillsyn/A 63152-2025 tillsynsbegäran.docx
@@ -495,7 +495,7 @@
     <w:r>
       <w:tab/>
       <w:tab/>
-      <w:t>2026-07-01</w:t>
+      <w:t>2026-07-02</w:t>
       <w:br/>
       <w:br/>
     </w:r>

--- a/tillsyn/A 63152-2025 tillsynsbegäran.docx
+++ b/tillsyn/A 63152-2025 tillsynsbegäran.docx
@@ -495,7 +495,7 @@
     <w:r>
       <w:tab/>
       <w:tab/>
-      <w:t>2026-07-13</w:t>
+      <w:t>2026-07-14</w:t>
       <w:br/>
       <w:br/>
     </w:r>

--- a/tillsyn/A 63152-2025 tillsynsbegäran.docx
+++ b/tillsyn/A 63152-2025 tillsynsbegäran.docx
@@ -495,7 +495,7 @@
     <w:r>
       <w:tab/>
       <w:tab/>
-      <w:t>2026-07-14</w:t>
+      <w:t>2026-07-15</w:t>
       <w:br/>
       <w:br/>
     </w:r>

--- a/tillsyn/A 63152-2025 tillsynsbegäran.docx
+++ b/tillsyn/A 63152-2025 tillsynsbegäran.docx
@@ -495,7 +495,7 @@
     <w:r>
       <w:tab/>
       <w:tab/>
-      <w:t>2026-07-15</w:t>
+      <w:t>2026-07-16</w:t>
       <w:br/>
       <w:br/>
     </w:r>

--- a/tillsyn/A 63152-2025 tillsynsbegäran.docx
+++ b/tillsyn/A 63152-2025 tillsynsbegäran.docx
@@ -495,7 +495,7 @@
     <w:r>
       <w:tab/>
       <w:tab/>
-      <w:t>2026-07-16</w:t>
+      <w:t>2026-07-17</w:t>
       <w:br/>
       <w:br/>
     </w:r>

--- a/tillsyn/A 63152-2025 tillsynsbegäran.docx
+++ b/tillsyn/A 63152-2025 tillsynsbegäran.docx
@@ -495,7 +495,7 @@
     <w:r>
       <w:tab/>
       <w:tab/>
-      <w:t>2026-07-17</w:t>
+      <w:t>2026-07-18</w:t>
       <w:br/>
       <w:br/>
     </w:r>

--- a/tillsyn/A 63152-2025 tillsynsbegäran.docx
+++ b/tillsyn/A 63152-2025 tillsynsbegäran.docx
@@ -495,7 +495,7 @@
     <w:r>
       <w:tab/>
       <w:tab/>
-      <w:t>2026-07-18</w:t>
+      <w:t>2026-07-19</w:t>
       <w:br/>
       <w:br/>
     </w:r>

--- a/tillsyn/A 63152-2025 tillsynsbegäran.docx
+++ b/tillsyn/A 63152-2025 tillsynsbegäran.docx
@@ -495,7 +495,7 @@
     <w:r>
       <w:tab/>
       <w:tab/>
-      <w:t>2026-07-19</w:t>
+      <w:t>2026-07-20</w:t>
       <w:br/>
       <w:br/>
     </w:r>

--- a/tillsyn/A 63152-2025 tillsynsbegäran.docx
+++ b/tillsyn/A 63152-2025 tillsynsbegäran.docx
@@ -495,7 +495,7 @@
     <w:r>
       <w:tab/>
       <w:tab/>
-      <w:t>2026-07-20</w:t>
+      <w:t>2026-07-21</w:t>
       <w:br/>
       <w:br/>
     </w:r>

--- a/tillsyn/A 63152-2025 tillsynsbegäran.docx
+++ b/tillsyn/A 63152-2025 tillsynsbegäran.docx
@@ -495,7 +495,7 @@
     <w:r>
       <w:tab/>
       <w:tab/>
-      <w:t>2026-07-21</w:t>
+      <w:t>2026-07-22</w:t>
       <w:br/>
       <w:br/>
     </w:r>

--- a/tillsyn/A 63152-2025 tillsynsbegäran.docx
+++ b/tillsyn/A 63152-2025 tillsynsbegäran.docx
@@ -495,7 +495,7 @@
     <w:r>
       <w:tab/>
       <w:tab/>
-      <w:t>2026-07-22</w:t>
+      <w:t>2026-07-23</w:t>
       <w:br/>
       <w:br/>
     </w:r>

--- a/tillsyn/A 63152-2025 tillsynsbegäran.docx
+++ b/tillsyn/A 63152-2025 tillsynsbegäran.docx
@@ -495,7 +495,7 @@
     <w:r>
       <w:tab/>
       <w:tab/>
-      <w:t>2026-07-23</w:t>
+      <w:t>2026-07-24</w:t>
       <w:br/>
       <w:br/>
     </w:r>

--- a/tillsyn/A 63152-2025 tillsynsbegäran.docx
+++ b/tillsyn/A 63152-2025 tillsynsbegäran.docx
@@ -495,7 +495,7 @@
     <w:r>
       <w:tab/>
       <w:tab/>
-      <w:t>2026-07-24</w:t>
+      <w:t>2026-07-25</w:t>
       <w:br/>
       <w:br/>
     </w:r>

--- a/tillsyn/A 63152-2025 tillsynsbegäran.docx
+++ b/tillsyn/A 63152-2025 tillsynsbegäran.docx
@@ -495,7 +495,7 @@
     <w:r>
       <w:tab/>
       <w:tab/>
-      <w:t>2026-07-25</w:t>
+      <w:t>2026-07-26</w:t>
       <w:br/>
       <w:br/>
     </w:r>

--- a/tillsyn/A 63152-2025 tillsynsbegäran.docx
+++ b/tillsyn/A 63152-2025 tillsynsbegäran.docx
@@ -495,7 +495,7 @@
     <w:r>
       <w:tab/>
       <w:tab/>
-      <w:t>2026-07-26</w:t>
+      <w:t>2026-07-27</w:t>
       <w:br/>
       <w:br/>
     </w:r>

--- a/tillsyn/A 63152-2025 tillsynsbegäran.docx
+++ b/tillsyn/A 63152-2025 tillsynsbegäran.docx
@@ -495,7 +495,7 @@
     <w:r>
       <w:tab/>
       <w:tab/>
-      <w:t>2026-07-27</w:t>
+      <w:t>2026-07-28</w:t>
       <w:br/>
       <w:br/>
     </w:r>

--- a/tillsyn/A 63152-2025 tillsynsbegäran.docx
+++ b/tillsyn/A 63152-2025 tillsynsbegäran.docx
@@ -495,7 +495,7 @@
     <w:r>
       <w:tab/>
       <w:tab/>
-      <w:t>2026-07-28</w:t>
+      <w:t>2026-07-29</w:t>
       <w:br/>
       <w:br/>
     </w:r>

--- a/tillsyn/A 63152-2025 tillsynsbegäran.docx
+++ b/tillsyn/A 63152-2025 tillsynsbegäran.docx
@@ -495,7 +495,7 @@
     <w:r>
       <w:tab/>
       <w:tab/>
-      <w:t>2026-07-29</w:t>
+      <w:t>2026-07-30</w:t>
       <w:br/>
       <w:br/>
     </w:r>

--- a/tillsyn/A 63152-2025 tillsynsbegäran.docx
+++ b/tillsyn/A 63152-2025 tillsynsbegäran.docx
@@ -495,7 +495,7 @@
     <w:r>
       <w:tab/>
       <w:tab/>
-      <w:t>2026-07-30</w:t>
+      <w:t>2026-07-31</w:t>
       <w:br/>
       <w:br/>
     </w:r>

--- a/tillsyn/A 63152-2025 tillsynsbegäran.docx
+++ b/tillsyn/A 63152-2025 tillsynsbegäran.docx
@@ -495,7 +495,7 @@
     <w:r>
       <w:tab/>
       <w:tab/>
-      <w:t>2026-07-31</w:t>
+      <w:t>2026-08-01</w:t>
       <w:br/>
       <w:br/>
     </w:r>

--- a/tillsyn/A 63152-2025 tillsynsbegäran.docx
+++ b/tillsyn/A 63152-2025 tillsynsbegäran.docx
@@ -495,7 +495,7 @@
     <w:r>
       <w:tab/>
       <w:tab/>
-      <w:t>2026-08-01</w:t>
+      <w:t>2026-08-02</w:t>
       <w:br/>
       <w:br/>
     </w:r>

--- a/tillsyn/A 63152-2025 tillsynsbegäran.docx
+++ b/tillsyn/A 63152-2025 tillsynsbegäran.docx
@@ -495,7 +495,7 @@
     <w:r>
       <w:tab/>
       <w:tab/>
-      <w:t>2026-08-02</w:t>
+      <w:t>2026-08-03</w:t>
       <w:br/>
       <w:br/>
     </w:r>

--- a/tillsyn/A 63152-2025 tillsynsbegäran.docx
+++ b/tillsyn/A 63152-2025 tillsynsbegäran.docx
@@ -495,7 +495,7 @@
     <w:r>
       <w:tab/>
       <w:tab/>
-      <w:t>2026-08-03</w:t>
+      <w:t>2026-08-05</w:t>
       <w:br/>
       <w:br/>
     </w:r>

--- a/tillsyn/A 63152-2025 tillsynsbegäran.docx
+++ b/tillsyn/A 63152-2025 tillsynsbegäran.docx
@@ -495,7 +495,7 @@
     <w:r>
       <w:tab/>
       <w:tab/>
-      <w:t>2026-08-05</w:t>
+      <w:t>2026-08-07</w:t>
       <w:br/>
       <w:br/>
     </w:r>

--- a/tillsyn/A 63152-2025 tillsynsbegäran.docx
+++ b/tillsyn/A 63152-2025 tillsynsbegäran.docx
@@ -495,7 +495,7 @@
     <w:r>
       <w:tab/>
       <w:tab/>
-      <w:t>2026-08-07</w:t>
+      <w:t>2026-08-08</w:t>
       <w:br/>
       <w:br/>
     </w:r>

--- a/tillsyn/A 63152-2025 tillsynsbegäran.docx
+++ b/tillsyn/A 63152-2025 tillsynsbegäran.docx
@@ -60,7 +60,7 @@
         <w:spacing w:after="240"/>
       </w:pPr>
       <w:r>
-        <w:t>Figur 1. Fyndplatser för naturvårdsarter i och inom 17 meter från avverkningsanmälan. Markörer utan svart kant är placerade på fyndplatsen. Markörer med svart kant är placerade vid sidan av fyndplatsen har ett svart streck som visar fyndplatsens exakta position. Kartans mittpunktskoordinat är N 6368356, E 716880 i SWEREF 99 TM.</w:t>
+        <w:t>Figur 1. Fyndplatser för naturvårdsarter i och inom 17 meter från avverkningsanmälan. Markörer utan svart kant är placerade på fyndplatsen. Markörer med svart kant är placerade vid sidan av fyndplatsen och har ett svart streck som visar fyndplatsens exakta position. Kartans mittpunktskoordinat är N 6368356, E 716880 i SWEREF 99 TM.</w:t>
       </w:r>
     </w:p>
     <w:p>
@@ -495,7 +495,7 @@
     <w:r>
       <w:tab/>
       <w:tab/>
-      <w:t>2026-08-14</w:t>
+      <w:t>2026-08-15</w:t>
       <w:br/>
       <w:br/>
     </w:r>

--- a/tillsyn/A 63152-2025 tillsynsbegäran.docx
+++ b/tillsyn/A 63152-2025 tillsynsbegäran.docx
@@ -495,7 +495,7 @@
     <w:r>
       <w:tab/>
       <w:tab/>
-      <w:t>2026-08-15</w:t>
+      <w:t>2026-08-16</w:t>
       <w:br/>
       <w:br/>
     </w:r>

--- a/tillsyn/A 63152-2025 tillsynsbegäran.docx
+++ b/tillsyn/A 63152-2025 tillsynsbegäran.docx
@@ -495,7 +495,7 @@
     <w:r>
       <w:tab/>
       <w:tab/>
-      <w:t>2026-08-16</w:t>
+      <w:t>2026-08-17</w:t>
       <w:br/>
       <w:br/>
     </w:r>

--- a/tillsyn/A 63152-2025 tillsynsbegäran.docx
+++ b/tillsyn/A 63152-2025 tillsynsbegäran.docx
@@ -495,7 +495,7 @@
     <w:r>
       <w:tab/>
       <w:tab/>
-      <w:t>2026-08-17</w:t>
+      <w:t>2026-08-18</w:t>
       <w:br/>
       <w:br/>
     </w:r>

--- a/tillsyn/A 63152-2025 tillsynsbegäran.docx
+++ b/tillsyn/A 63152-2025 tillsynsbegäran.docx
@@ -495,7 +495,7 @@
     <w:r>
       <w:tab/>
       <w:tab/>
-      <w:t>2026-08-18</w:t>
+      <w:t>2026-08-19</w:t>
       <w:br/>
       <w:br/>
     </w:r>

--- a/tillsyn/A 63152-2025 tillsynsbegäran.docx
+++ b/tillsyn/A 63152-2025 tillsynsbegäran.docx
@@ -495,7 +495,7 @@
     <w:r>
       <w:tab/>
       <w:tab/>
-      <w:t>2026-08-19</w:t>
+      <w:t>2026-08-20</w:t>
       <w:br/>
       <w:br/>
     </w:r>

--- a/tillsyn/A 63152-2025 tillsynsbegäran.docx
+++ b/tillsyn/A 63152-2025 tillsynsbegäran.docx
@@ -495,7 +495,7 @@
     <w:r>
       <w:tab/>
       <w:tab/>
-      <w:t>2026-08-20</w:t>
+      <w:t>2026-08-21</w:t>
       <w:br/>
       <w:br/>
     </w:r>

--- a/tillsyn/A 63152-2025 tillsynsbegäran.docx
+++ b/tillsyn/A 63152-2025 tillsynsbegäran.docx
@@ -495,7 +495,7 @@
     <w:r>
       <w:tab/>
       <w:tab/>
-      <w:t>2026-08-21</w:t>
+      <w:t>2026-08-22</w:t>
       <w:br/>
       <w:br/>
     </w:r>

--- a/tillsyn/A 63152-2025 tillsynsbegäran.docx
+++ b/tillsyn/A 63152-2025 tillsynsbegäran.docx
@@ -495,7 +495,7 @@
     <w:r>
       <w:tab/>
       <w:tab/>
-      <w:t>2026-08-22</w:t>
+      <w:t>2026-08-23</w:t>
       <w:br/>
       <w:br/>
     </w:r>

--- a/tillsyn/A 63152-2025 tillsynsbegäran.docx
+++ b/tillsyn/A 63152-2025 tillsynsbegäran.docx
@@ -495,7 +495,7 @@
     <w:r>
       <w:tab/>
       <w:tab/>
-      <w:t>2026-08-23</w:t>
+      <w:t>2026-08-24</w:t>
       <w:br/>
       <w:br/>
     </w:r>

--- a/tillsyn/A 63152-2025 tillsynsbegäran.docx
+++ b/tillsyn/A 63152-2025 tillsynsbegäran.docx
@@ -495,7 +495,7 @@
     <w:r>
       <w:tab/>
       <w:tab/>
-      <w:t>2026-08-24</w:t>
+      <w:t>2026-08-25</w:t>
       <w:br/>
       <w:br/>
     </w:r>

--- a/tillsyn/A 63152-2025 tillsynsbegäran.docx
+++ b/tillsyn/A 63152-2025 tillsynsbegäran.docx
@@ -495,7 +495,7 @@
     <w:r>
       <w:tab/>
       <w:tab/>
-      <w:t>2026-08-25</w:t>
+      <w:t>2026-08-26</w:t>
       <w:br/>
       <w:br/>
     </w:r>

--- a/tillsyn/A 63152-2025 tillsynsbegäran.docx
+++ b/tillsyn/A 63152-2025 tillsynsbegäran.docx
@@ -495,7 +495,7 @@
     <w:r>
       <w:tab/>
       <w:tab/>
-      <w:t>2026-08-26</w:t>
+      <w:t>2026-08-27</w:t>
       <w:br/>
       <w:br/>
     </w:r>

--- a/tillsyn/A 63152-2025 tillsynsbegäran.docx
+++ b/tillsyn/A 63152-2025 tillsynsbegäran.docx
@@ -495,7 +495,7 @@
     <w:r>
       <w:tab/>
       <w:tab/>
-      <w:t>2026-08-27</w:t>
+      <w:t>2026-08-28</w:t>
       <w:br/>
       <w:br/>
     </w:r>

--- a/tillsyn/A 63152-2025 tillsynsbegäran.docx
+++ b/tillsyn/A 63152-2025 tillsynsbegäran.docx
@@ -495,7 +495,7 @@
     <w:r>
       <w:tab/>
       <w:tab/>
-      <w:t>2026-08-28</w:t>
+      <w:t>2026-08-29</w:t>
       <w:br/>
       <w:br/>
     </w:r>

--- a/tillsyn/A 63152-2025 tillsynsbegäran.docx
+++ b/tillsyn/A 63152-2025 tillsynsbegäran.docx
@@ -495,7 +495,7 @@
     <w:r>
       <w:tab/>
       <w:tab/>
-      <w:t>2026-08-29</w:t>
+      <w:t>2026-08-31</w:t>
       <w:br/>
       <w:br/>
     </w:r>

--- a/tillsyn/A 63152-2025 tillsynsbegäran.docx
+++ b/tillsyn/A 63152-2025 tillsynsbegäran.docx
@@ -495,7 +495,7 @@
     <w:r>
       <w:tab/>
       <w:tab/>
-      <w:t>2026-08-31</w:t>
+      <w:t>2026-09-01</w:t>
       <w:br/>
       <w:br/>
     </w:r>

--- a/tillsyn/A 63152-2025 tillsynsbegäran.docx
+++ b/tillsyn/A 63152-2025 tillsynsbegäran.docx
@@ -495,7 +495,7 @@
     <w:r>
       <w:tab/>
       <w:tab/>
-      <w:t>2026-09-01</w:t>
+      <w:t>2026-09-02</w:t>
       <w:br/>
       <w:br/>
     </w:r>

--- a/tillsyn/A 63152-2025 tillsynsbegäran.docx
+++ b/tillsyn/A 63152-2025 tillsynsbegäran.docx
@@ -495,7 +495,7 @@
     <w:r>
       <w:tab/>
       <w:tab/>
-      <w:t>2026-09-02</w:t>
+      <w:t>2026-09-03</w:t>
       <w:br/>
       <w:br/>
     </w:r>

--- a/tillsyn/A 63152-2025 tillsynsbegäran.docx
+++ b/tillsyn/A 63152-2025 tillsynsbegäran.docx
@@ -495,7 +495,7 @@
     <w:r>
       <w:tab/>
       <w:tab/>
-      <w:t>2026-09-03</w:t>
+      <w:t>2026-09-04</w:t>
       <w:br/>
       <w:br/>
     </w:r>

--- a/tillsyn/A 63152-2025 tillsynsbegäran.docx
+++ b/tillsyn/A 63152-2025 tillsynsbegäran.docx
@@ -495,7 +495,7 @@
     <w:r>
       <w:tab/>
       <w:tab/>
-      <w:t>2026-09-04</w:t>
+      <w:t>2026-09-05</w:t>
       <w:br/>
       <w:br/>
     </w:r>
